--- a/AI-Powered-NAICS-Industry-Classification-Agent/naics_mcc_classifier/NAICS_MCC_Fallback_Root_Cause_Report.docx
+++ b/AI-Powered-NAICS-Industry-Classification-Agent/naics_mcc_classifier/NAICS_MCC_Fallback_Root_Cause_Report.docx
@@ -5337,6 +5337,98 @@
         <w:t>Section 6 — Step 5: AI Enrichment (GPT-5-mini) Behaviour</w:t>
       </w:r>
     </w:p>
+    <w:tbl>
+      <w:tblPr>
+        <w:tblW w:type="auto" w:w="0"/>
+        <w:jc w:val="left"/>
+        <w:tblLook w:firstColumn="1" w:firstRow="1" w:lastColumn="0" w:lastRow="0" w:noHBand="0" w:noVBand="1" w:val="04A0"/>
+        <w:tblBorders>
+          <w:top w:val="none"/>
+          <w:left w:val="none"/>
+          <w:bottom w:val="none"/>
+          <w:right w:val="none"/>
+          <w:insideH w:val="none"/>
+          <w:insideV w:val="none"/>
+        </w:tblBorders>
+      </w:tblPr>
+      <w:tblGrid>
+        <w:gridCol w:w="13680"/>
+      </w:tblGrid>
+      <w:tr>
+        <w:tc>
+          <w:tcPr>
+            <w:tcW w:type="dxa" w:w="13680"/>
+            <w:shd w:val="clear" w:color="auto" w:fill="FFF7ED"/>
+            <w:tcBorders>
+              <w:left w:val="single" w:sz="28" w:space="0" w:color="EA580C"/>
+            </w:tcBorders>
+            <w:tcMar>
+              <w:top w:w="60" w:type="dxa"/>
+              <w:right w:w="120" w:type="dxa"/>
+              <w:bottom w:w="60" w:type="dxa"/>
+              <w:left w:w="160" w:type="dxa"/>
+            </w:tcMar>
+          </w:tcPr>
+          <w:p>
+            <w:pPr>
+              <w:spacing w:before="0" w:after="0"/>
+            </w:pPr>
+            <w:r>
+              <w:rPr>
+                <w:color w:val="7C2D12"/>
+                <w:sz w:val="20"/>
+              </w:rPr>
+              <w:t>WHY TWO DIFFERENT NUMBERS APPEAR FOR "AI":</w:t>
+              <w:br/>
+              <w:br/>
+              <w:t>The diagnostic produces two different AI-related numbers that look contradictory:</w:t>
+              <w:br/>
+              <w:t xml:space="preserve">  - "AI was winning source = 2,381 (44%)"   &lt;- AI ran and won</w:t>
+              <w:br/>
+              <w:t xml:space="preserve">  - "AI metadata fact not written = 5,349 (100%)"   &lt;- no metadata saved</w:t>
+              <w:br/>
+              <w:br/>
+              <w:t>These measure completely different things:</w:t>
+              <w:br/>
+              <w:br/>
+              <w:t xml:space="preserve">  QUESTION 1 — Did the AI enrichment (GPT-5-mini) actually run?</w:t>
+              <w:br/>
+              <w:t xml:space="preserve">  SOURCE: The "source.platformId" field inside the naics_code fact in rds_warehouse_public.facts</w:t>
+              <w:br/>
+              <w:t xml:space="preserve">  ANSWER: YES — for 2,381 businesses, AI ran AND was the source the Fact Engine trusted most.</w:t>
+              <w:br/>
+              <w:t xml:space="preserve">          For the other 2,968, a different source (Middesk/Trulioo/SERP) was trusted more,</w:t>
+              <w:br/>
+              <w:t xml:space="preserve">          but that source also had no NAICS. The AI still ran as part of the enrichment process.</w:t>
+              <w:br/>
+              <w:br/>
+              <w:t xml:space="preserve">  QUESTION 2 — Was the AI confidence/reasoning saved as a structured fact?</w:t>
+              <w:br/>
+              <w:t xml:space="preserve">  SOURCE: A separate fact named "ai_naics_enrichment_metadata" in rds_warehouse_public.facts</w:t>
+              <w:br/>
+              <w:t xml:space="preserve">  ANSWER: NO — this fact was NEVER written for any of the 5,349 businesses.</w:t>
+              <w:br/>
+              <w:t xml:space="preserve">          When AI returns 561499, the code path that saves confidence, reasoning,</w:t>
+              <w:br/>
+              <w:t xml:space="preserve">          and tools_used as a structured fact is not triggered. This is Gap G4.</w:t>
+              <w:br/>
+              <w:br/>
+              <w:t>In short: The AI ran, produced a result, but its metadata was silently discarded.</w:t>
+            </w:r>
+          </w:p>
+        </w:tc>
+      </w:tr>
+    </w:tbl>
+    <w:p>
+      <w:pPr>
+        <w:spacing w:before="0" w:after="140"/>
+      </w:pPr>
+    </w:p>
+    <w:p>
+      <w:pPr>
+        <w:spacing w:before="0" w:after="80"/>
+      </w:pPr>
+    </w:p>
     <w:p>
       <w:pPr>
         <w:spacing w:after="100" w:before="0"/>
@@ -5347,7 +5439,7 @@
           <w:color w:val="334155"/>
           <w:sz w:val="21"/>
         </w:rPr>
-        <w:t>Two charts show how the AI enrichment behaved across all 5,349 businesses: the confidence level distribution and the breakdown of which source won the Fact Engine.</w:t>
+        <w:t>The chart below makes this distinction visual: the LEFT panel shows what we know about whether AI ran (from the Fact Engine winner field), and the RIGHT panel shows what was actually saved as a structured metadata fact (nothing, for all 5,349).</w:t>
       </w:r>
     </w:p>
     <w:p>
@@ -5363,7 +5455,7 @@
       <w:r>
         <w:drawing>
           <wp:inline xmlns:a="http://schemas.openxmlformats.org/drawingml/2006/main" xmlns:pic="http://schemas.openxmlformats.org/drawingml/2006/picture">
-            <wp:extent cx="8229600" cy="3016818"/>
+            <wp:extent cx="8412480" cy="4024589"/>
             <wp:docPr id="3" name="Picture 3"/>
             <wp:cNvGraphicFramePr>
               <a:graphicFrameLocks noChangeAspect="1"/>
@@ -5384,7 +5476,7 @@
                   <pic:spPr>
                     <a:xfrm>
                       <a:off x="0" y="0"/>
-                      <a:ext cx="8229600" cy="3016818"/>
+                      <a:ext cx="8412480" cy="4024589"/>
                     </a:xfrm>
                     <a:prstGeom prst="rect"/>
                   </pic:spPr>
@@ -5406,66 +5498,7 @@
           <w:color w:val="334155"/>
           <w:sz w:val="18"/>
         </w:rPr>
-        <w:t>Figure 3 — AI Enrichment Behaviour. LEFT: AI confidence is empty (Not Run) for 100% of businesses — the ai_naics_enrichment_metadata fact was never written. MIDDLE: 2,381 (44%) had AI as the winning source; 2,968 (55%) had another source win but also with no NAICS. RIGHT: AI hallucination rate = 0.0% — the AI correctly returned valid code 561499, not a hallucinated code.</w:t>
-      </w:r>
-    </w:p>
-    <w:p>
-      <w:pPr>
-        <w:spacing w:before="0" w:after="120"/>
-      </w:pPr>
-    </w:p>
-    <w:p>
-      <w:pPr>
-        <w:spacing w:before="120" w:after="80"/>
-        <w:jc w:val="center"/>
-      </w:pPr>
-      <w:r>
-        <w:drawing>
-          <wp:inline xmlns:a="http://schemas.openxmlformats.org/drawingml/2006/main" xmlns:pic="http://schemas.openxmlformats.org/drawingml/2006/picture">
-            <wp:extent cx="6400800" cy="3162015"/>
-            <wp:docPr id="4" name="Picture 4"/>
-            <wp:cNvGraphicFramePr>
-              <a:graphicFrameLocks noChangeAspect="1"/>
-            </wp:cNvGraphicFramePr>
-            <a:graphic>
-              <a:graphicData uri="http://schemas.openxmlformats.org/drawingml/2006/picture">
-                <pic:pic>
-                  <pic:nvPicPr>
-                    <pic:cNvPr id="0" name="image.png"/>
-                    <pic:cNvPicPr/>
-                  </pic:nvPicPr>
-                  <pic:blipFill>
-                    <a:blip r:embed="rId12"/>
-                    <a:stretch>
-                      <a:fillRect/>
-                    </a:stretch>
-                  </pic:blipFill>
-                  <pic:spPr>
-                    <a:xfrm>
-                      <a:off x="0" y="0"/>
-                      <a:ext cx="6400800" cy="3162015"/>
-                    </a:xfrm>
-                    <a:prstGeom prst="rect"/>
-                  </pic:spPr>
-                </pic:pic>
-              </a:graphicData>
-            </a:graphic>
-          </wp:inline>
-        </w:drawing>
-      </w:r>
-    </w:p>
-    <w:p>
-      <w:pPr>
-        <w:spacing w:before="0" w:after="160"/>
-        <w:jc w:val="center"/>
-      </w:pPr>
-      <w:r>
-        <w:rPr>
-          <w:i/>
-          <w:color w:val="334155"/>
-          <w:sz w:val="18"/>
-        </w:rPr>
-        <w:t>Figure 4 — AI Winner vs Other Source breakdown. For 2,381 businesses, the Fact Engine selected AI (platform_id=31) as the NAICS winner. For 2,968 businesses, Middesk/Trulioo/SERP won — but also had no NAICS.</w:t>
+        <w:t>Figure 3 — Two Questions About AI Enrichment. LEFT: Did AI run? YES — confirmed by the Fact Engine winner field: AI (platform_id=31) was the winning source for 2,381 (44%) businesses; another source won for 2,968 (56%) but also had no NAICS. RIGHT: Was AI confidence/reasoning saved as a structured fact? NO — the ai_naics_enrichment_metadata fact was never written for any of the 5,349 businesses (Gap G4). This is NOT the same as 'AI never ran.'</w:t>
       </w:r>
     </w:p>
     <w:p>
@@ -5480,22 +5513,7 @@
           <w:color w:val="1E40AF"/>
           <w:sz w:val="26"/>
         </w:rPr>
-        <w:t>Panel-by-Panel Interpretation</w:t>
-      </w:r>
-    </w:p>
-    <w:p>
-      <w:pPr>
-        <w:pStyle w:val="Heading3"/>
-        <w:keepNext/>
-        <w:spacing w:before="200" w:after="60"/>
-      </w:pPr>
-      <w:r>
-        <w:rPr>
-          <w:b/>
-          <w:color w:val="045F7E"/>
-          <w:sz w:val="23"/>
-        </w:rPr>
-        <w:t>Panel 1 (Left): AI Confidence Level</w:t>
+        <w:t>What actually happened — the full sequence</w:t>
       </w:r>
     </w:p>
     <w:tbl>
@@ -5519,15 +5537,15 @@
         <w:tc>
           <w:tcPr>
             <w:tcW w:type="dxa" w:w="13680"/>
-            <w:shd w:val="clear" w:color="auto" w:fill="FFFBEB"/>
+            <w:shd w:val="clear" w:color="auto" w:fill="F0F9FF"/>
             <w:tcBorders>
-              <w:left w:val="single" w:sz="28" w:space="0" w:color="D97706"/>
+              <w:left w:val="single" w:sz="28" w:space="0" w:color="0284C7"/>
             </w:tcBorders>
             <w:tcMar>
-              <w:top w:w="60" w:type="dxa"/>
+              <w:top w:w="80" w:type="dxa"/>
               <w:right w:w="120" w:type="dxa"/>
-              <w:bottom w:w="60" w:type="dxa"/>
-              <w:left w:w="160" w:type="dxa"/>
+              <w:bottom w:w="80" w:type="dxa"/>
+              <w:left w:w="140" w:type="dxa"/>
             </w:tcMar>
           </w:tcPr>
           <w:p>
@@ -5536,13 +5554,335 @@
             </w:pPr>
             <w:r>
               <w:rPr>
-                <w:color w:val="783500"/>
-                <w:sz w:val="20"/>
-              </w:rPr>
-              <w:t>IMPORTANT DISTINCTION: "Not Run = 5,349 (100%)" does NOT mean the AI never ran.</w:t>
-              <w:br/>
-              <w:br/>
-              <w:t>This panel reads the ai_naics_enrichment_metadata FACT from rds_warehouse_public.facts. This fact was NOT written for any of the 5,349 businesses — this is Gap G4. The ai_was_winner field (which reads the winning platform_id) confirms that AI DID run for 2,381 businesses. The metadata (confidence, reasoning, tools_used) was produced by GPT-5-mini but was never saved as a structured fact. The raw response IS in integration_data.request_response but requires JSON parsing to access.</w:t>
+                <w:rFonts w:ascii="Courier New" w:hAnsi="Courier New"/>
+                <w:color w:val="0F172A"/>
+                <w:sz w:val="17"/>
+              </w:rPr>
+              <w:t>FOR THE 2,381 businesses where AI was the Fact Engine winner:</w:t>
+            </w:r>
+          </w:p>
+          <w:p>
+            <w:pPr>
+              <w:spacing w:before="0" w:after="0"/>
+            </w:pPr>
+            <w:r>
+              <w:rPr>
+                <w:rFonts w:ascii="Courier New" w:hAnsi="Courier New"/>
+                <w:color w:val="0F172A"/>
+                <w:sz w:val="17"/>
+              </w:rPr>
+              <w:t xml:space="preserve">  1. All vendor lookups returned no NAICS (ZI, EFX, OC, Middesk, Trulioo all empty)</w:t>
+            </w:r>
+          </w:p>
+          <w:p>
+            <w:pPr>
+              <w:spacing w:before="0" w:after="0"/>
+            </w:pPr>
+            <w:r>
+              <w:rPr>
+                <w:rFonts w:ascii="Courier New" w:hAnsi="Courier New"/>
+                <w:color w:val="0F172A"/>
+                <w:sz w:val="17"/>
+              </w:rPr>
+              <w:t xml:space="preserve">  2. Fact Engine triggered AI enrichment (AINaicsEnrichment.ts)</w:t>
+            </w:r>
+          </w:p>
+          <w:p>
+            <w:pPr>
+              <w:spacing w:before="0" w:after="0"/>
+            </w:pPr>
+            <w:r>
+              <w:rPr>
+                <w:rFonts w:ascii="Courier New" w:hAnsi="Courier New"/>
+                <w:color w:val="0F172A"/>
+                <w:sz w:val="17"/>
+              </w:rPr>
+              <w:t xml:space="preserve">  3. GPT-5-mini received: business_name + address (no website, no vendor NAICS)</w:t>
+            </w:r>
+          </w:p>
+          <w:p>
+            <w:pPr>
+              <w:spacing w:before="0" w:after="0"/>
+            </w:pPr>
+            <w:r>
+              <w:rPr>
+                <w:rFonts w:ascii="Courier New" w:hAnsi="Courier New"/>
+                <w:color w:val="0F172A"/>
+                <w:sz w:val="17"/>
+              </w:rPr>
+              <w:t xml:space="preserve">  4. GPT-5-mini ran and produced a response:</w:t>
+            </w:r>
+          </w:p>
+          <w:p>
+            <w:pPr>
+              <w:spacing w:before="0" w:after="0"/>
+            </w:pPr>
+            <w:r>
+              <w:rPr>
+                <w:rFonts w:ascii="Courier New" w:hAnsi="Courier New"/>
+                <w:color w:val="0F172A"/>
+                <w:sz w:val="17"/>
+              </w:rPr>
+              <w:t xml:space="preserve">       naics_code = "561499"</w:t>
+            </w:r>
+          </w:p>
+          <w:p>
+            <w:pPr>
+              <w:spacing w:before="0" w:after="0"/>
+            </w:pPr>
+            <w:r>
+              <w:rPr>
+                <w:rFonts w:ascii="Courier New" w:hAnsi="Courier New"/>
+                <w:color w:val="0F172A"/>
+                <w:sz w:val="17"/>
+              </w:rPr>
+              <w:t xml:space="preserve">       mcc_code   = "5614"</w:t>
+            </w:r>
+          </w:p>
+          <w:p>
+            <w:pPr>
+              <w:spacing w:before="0" w:after="0"/>
+            </w:pPr>
+            <w:r>
+              <w:rPr>
+                <w:rFonts w:ascii="Courier New" w:hAnsi="Courier New"/>
+                <w:color w:val="0F172A"/>
+                <w:sz w:val="17"/>
+              </w:rPr>
+              <w:t xml:space="preserve">       confidence = "LOW"     &lt;-- THIS WAS PRODUCED but never saved to facts</w:t>
+            </w:r>
+          </w:p>
+          <w:p>
+            <w:pPr>
+              <w:spacing w:before="0" w:after="0"/>
+            </w:pPr>
+            <w:r>
+              <w:rPr>
+                <w:rFonts w:ascii="Courier New" w:hAnsi="Courier New"/>
+                <w:color w:val="0F172A"/>
+                <w:sz w:val="17"/>
+              </w:rPr>
+              <w:t xml:space="preserve">       reasoning  = "No industry evidence available..." &lt;-- PRODUCED but not saved</w:t>
+            </w:r>
+          </w:p>
+          <w:p>
+            <w:pPr>
+              <w:spacing w:before="0" w:after="0"/>
+            </w:pPr>
+            <w:r>
+              <w:rPr>
+                <w:rFonts w:ascii="Courier New" w:hAnsi="Courier New"/>
+                <w:color w:val="0F172A"/>
+                <w:sz w:val="17"/>
+              </w:rPr>
+              <w:t xml:space="preserve">  5. Fact Engine selected AI as winner (it was the only source with any NAICS response)</w:t>
+            </w:r>
+          </w:p>
+          <w:p>
+            <w:pPr>
+              <w:spacing w:before="0" w:after="0"/>
+            </w:pPr>
+            <w:r>
+              <w:rPr>
+                <w:rFonts w:ascii="Courier New" w:hAnsi="Courier New"/>
+                <w:color w:val="0F172A"/>
+                <w:sz w:val="17"/>
+              </w:rPr>
+              <w:t xml:space="preserve">  6. facts table written:</w:t>
+            </w:r>
+          </w:p>
+          <w:p>
+            <w:pPr>
+              <w:spacing w:before="0" w:after="0"/>
+            </w:pPr>
+            <w:r>
+              <w:rPr>
+                <w:rFonts w:ascii="Courier New" w:hAnsi="Courier New"/>
+                <w:color w:val="0F172A"/>
+                <w:sz w:val="17"/>
+              </w:rPr>
+              <w:t xml:space="preserve">       name="naics_code" value={"value":"561499","source":{"platformId":31}}</w:t>
+            </w:r>
+          </w:p>
+          <w:p>
+            <w:pPr>
+              <w:spacing w:before="0" w:after="0"/>
+            </w:pPr>
+            <w:r>
+              <w:rPr>
+                <w:rFonts w:ascii="Courier New" w:hAnsi="Courier New"/>
+                <w:color w:val="0F172A"/>
+                <w:sz w:val="17"/>
+              </w:rPr>
+              <w:t xml:space="preserve">       !! ai_naics_enrichment_metadata fact was NOT written (Gap G4)</w:t>
+            </w:r>
+          </w:p>
+          <w:p>
+            <w:pPr>
+              <w:spacing w:before="0" w:after="0"/>
+            </w:pPr>
+            <w:r>
+              <w:rPr>
+                <w:rFonts w:ascii="Courier New" w:hAnsi="Courier New"/>
+                <w:color w:val="0F172A"/>
+                <w:sz w:val="17"/>
+              </w:rPr>
+              <w:t xml:space="preserve">  7. integration_data.request_response: full raw GPT response WAS saved here</w:t>
+            </w:r>
+          </w:p>
+          <w:p>
+            <w:pPr>
+              <w:spacing w:before="0" w:after="0"/>
+            </w:pPr>
+            <w:r>
+              <w:rPr>
+                <w:rFonts w:ascii="Courier New" w:hAnsi="Courier New"/>
+                <w:color w:val="0F172A"/>
+                <w:sz w:val="17"/>
+              </w:rPr>
+              <w:t xml:space="preserve">     (confidence and reasoning are recoverable from this table via JSON parsing)</w:t>
+            </w:r>
+          </w:p>
+          <w:p>
+            <w:pPr>
+              <w:spacing w:before="0" w:after="0"/>
+            </w:pPr>
+            <w:r>
+              <w:rPr>
+                <w:rFonts w:ascii="Courier New" w:hAnsi="Courier New"/>
+                <w:color w:val="0F172A"/>
+                <w:sz w:val="17"/>
+              </w:rPr>
+            </w:r>
+          </w:p>
+          <w:p>
+            <w:pPr>
+              <w:spacing w:before="0" w:after="0"/>
+            </w:pPr>
+            <w:r>
+              <w:rPr>
+                <w:rFonts w:ascii="Courier New" w:hAnsi="Courier New"/>
+                <w:color w:val="0F172A"/>
+                <w:sz w:val="17"/>
+              </w:rPr>
+              <w:t>FOR THE 2,968 businesses where another source was the Fact Engine winner:</w:t>
+            </w:r>
+          </w:p>
+          <w:p>
+            <w:pPr>
+              <w:spacing w:before="0" w:after="0"/>
+            </w:pPr>
+            <w:r>
+              <w:rPr>
+                <w:rFonts w:ascii="Courier New" w:hAnsi="Courier New"/>
+                <w:color w:val="0F172A"/>
+                <w:sz w:val="17"/>
+              </w:rPr>
+              <w:t xml:space="preserve">  1. Same as above — all vendors returned no NAICS</w:t>
+            </w:r>
+          </w:p>
+          <w:p>
+            <w:pPr>
+              <w:spacing w:before="0" w:after="0"/>
+            </w:pPr>
+            <w:r>
+              <w:rPr>
+                <w:rFonts w:ascii="Courier New" w:hAnsi="Courier New"/>
+                <w:color w:val="0F172A"/>
+                <w:sz w:val="17"/>
+              </w:rPr>
+              <w:t xml:space="preserve">  2. Fact Engine triggered AI enrichment</w:t>
+            </w:r>
+          </w:p>
+          <w:p>
+            <w:pPr>
+              <w:spacing w:before="0" w:after="0"/>
+            </w:pPr>
+            <w:r>
+              <w:rPr>
+                <w:rFonts w:ascii="Courier New" w:hAnsi="Courier New"/>
+                <w:color w:val="0F172A"/>
+                <w:sz w:val="17"/>
+              </w:rPr>
+              <w:t xml:space="preserve">  3. GPT-5-mini ran and returned 561499</w:t>
+            </w:r>
+          </w:p>
+          <w:p>
+            <w:pPr>
+              <w:spacing w:before="0" w:after="0"/>
+            </w:pPr>
+            <w:r>
+              <w:rPr>
+                <w:rFonts w:ascii="Courier New" w:hAnsi="Courier New"/>
+                <w:color w:val="0F172A"/>
+                <w:sz w:val="17"/>
+              </w:rPr>
+              <w:t xml:space="preserve">  4. BUT: Middesk (weight=2.0) or Trulioo (weight=0.8) also responded</w:t>
+            </w:r>
+          </w:p>
+          <w:p>
+            <w:pPr>
+              <w:spacing w:before="0" w:after="0"/>
+            </w:pPr>
+            <w:r>
+              <w:rPr>
+                <w:rFonts w:ascii="Courier New" w:hAnsi="Courier New"/>
+                <w:color w:val="0F172A"/>
+                <w:sz w:val="17"/>
+              </w:rPr>
+              <w:t xml:space="preserve">     with some non-NAICS data (address confirmation, entity type, SOS filing)</w:t>
+            </w:r>
+          </w:p>
+          <w:p>
+            <w:pPr>
+              <w:spacing w:before="0" w:after="0"/>
+            </w:pPr>
+            <w:r>
+              <w:rPr>
+                <w:rFonts w:ascii="Courier New" w:hAnsi="Courier New"/>
+                <w:color w:val="0F172A"/>
+                <w:sz w:val="17"/>
+              </w:rPr>
+              <w:t xml:space="preserve">  5. Fact Engine: Middesk/Trulioo weight &gt; AI weight (0.1) -&gt; other source wins</w:t>
+            </w:r>
+          </w:p>
+          <w:p>
+            <w:pPr>
+              <w:spacing w:before="0" w:after="0"/>
+            </w:pPr>
+            <w:r>
+              <w:rPr>
+                <w:rFonts w:ascii="Courier New" w:hAnsi="Courier New"/>
+                <w:color w:val="0F172A"/>
+                <w:sz w:val="17"/>
+              </w:rPr>
+              <w:t xml:space="preserve">  6. facts table: naics_code winner = other source (not AI)</w:t>
+            </w:r>
+          </w:p>
+          <w:p>
+            <w:pPr>
+              <w:spacing w:before="0" w:after="0"/>
+            </w:pPr>
+            <w:r>
+              <w:rPr>
+                <w:rFonts w:ascii="Courier New" w:hAnsi="Courier New"/>
+                <w:color w:val="0F172A"/>
+                <w:sz w:val="17"/>
+              </w:rPr>
+              <w:t xml:space="preserve">     Even though AI ran and returned 561499, the winning platformId is NOT 31</w:t>
+            </w:r>
+          </w:p>
+          <w:p>
+            <w:pPr>
+              <w:spacing w:before="0" w:after="0"/>
+            </w:pPr>
+            <w:r>
+              <w:rPr>
+                <w:rFonts w:ascii="Courier New" w:hAnsi="Courier New"/>
+                <w:color w:val="0F172A"/>
+                <w:sz w:val="17"/>
+              </w:rPr>
+              <w:t xml:space="preserve">     These 2,968 businesses show "other source winner" in the diagnostic</w:t>
             </w:r>
           </w:p>
         </w:tc>
@@ -5550,50 +5890,22 @@
     </w:tbl>
     <w:p>
       <w:pPr>
-        <w:spacing w:before="0" w:after="140"/>
+        <w:spacing w:before="0" w:after="160"/>
       </w:pPr>
     </w:p>
     <w:p>
       <w:pPr>
-        <w:pStyle w:val="Heading3"/>
+        <w:pStyle w:val="Heading2"/>
         <w:keepNext/>
-        <w:spacing w:before="200" w:after="60"/>
+        <w:spacing w:before="260" w:after="80"/>
       </w:pPr>
       <w:r>
         <w:rPr>
           <w:b/>
-          <w:color w:val="045F7E"/>
-          <w:sz w:val="23"/>
+          <w:color w:val="1E40AF"/>
+          <w:sz w:val="26"/>
         </w:rPr>
-        <w:t>Panel 2 (Middle): Which Source Won the Fact Engine?</w:t>
-      </w:r>
-    </w:p>
-    <w:p>
-      <w:pPr>
-        <w:spacing w:after="100" w:before="0"/>
-      </w:pPr>
-      <w:r>
-        <w:rPr>
-          <w:b w:val="0"/>
-          <w:color w:val="334155"/>
-          <w:sz w:val="21"/>
-        </w:rPr>
-        <w:t>For 2,381 businesses (44.5%), the AI enrichment (platform_id=31) was selected by the Fact Engine as the winner for the naics_code fact — meaning all non-AI sources had lower confidence or no NAICS. For 2,968 businesses (55.5%), a different source (Middesk SOS, Trulioo KYB, or SERP) won the Fact Engine comparison with a higher weight or confidence score. However, that winning source also had no valid NAICS — it may have returned address or entity-type data without an industry code. The AI then produced 561499, but since the AI weight (0.1) is lower than Middesk (2.0) and Trulioo (0.8), those sources' NAICS-less responses outweighed the AI in the Fact Engine, resulting in no NAICS code being stored at all — or 561499 from the winner.</w:t>
-      </w:r>
-    </w:p>
-    <w:p>
-      <w:pPr>
-        <w:pStyle w:val="Heading3"/>
-        <w:keepNext/>
-        <w:spacing w:before="200" w:after="60"/>
-      </w:pPr>
-      <w:r>
-        <w:rPr>
-          <w:b/>
-          <w:color w:val="045F7E"/>
-          <w:sz w:val="23"/>
-        </w:rPr>
-        <w:t>Panel 3 (Right): AI Hallucination Rate</w:t>
+        <w:t>Hallucination Rate</w:t>
       </w:r>
     </w:p>
     <w:tbl>
@@ -5637,10 +5949,10 @@
                 <w:color w:val="065F46"/>
                 <w:sz w:val="20"/>
               </w:rPr>
-              <w:t>POSITIVE FINDING: Zero hallucination.</w:t>
+              <w:t>POSITIVE FINDING: Zero AI hallucination.</w:t>
               <w:br/>
               <w:br/>
-              <w:t>561499 is a valid, real NAICS code in core_naics_code. The post-processing validateNaicsCode() stripped 0 codes (0.0%). The AI correctly returned a real code as instructed by its system prompt. The problem is not hallucination — it is the absence of better instructions and data inputs that prevent the AI from finding a more specific code.</w:t>
+              <w:t>The post-processing step validateNaicsCode() checks every AI-returned NAICS code against the core_naics_code table. It stripped 0 codes (0.0%). 561499 is a real, valid NAICS code ("All Other Business Support Services"). The AI returned a valid code as instructed by its system prompt. The problem is not hallucination — it is that the prompt instructs 561499 as the fallback without first checking name keywords or attempting web search.</w:t>
             </w:r>
           </w:p>
         </w:tc>
@@ -5649,6 +5961,506 @@
     <w:p>
       <w:pPr>
         <w:spacing w:before="0" w:after="140"/>
+      </w:pPr>
+    </w:p>
+    <w:p>
+      <w:pPr>
+        <w:pStyle w:val="Heading2"/>
+        <w:keepNext/>
+        <w:spacing w:before="260" w:after="80"/>
+      </w:pPr>
+      <w:r>
+        <w:rPr>
+          <w:b/>
+          <w:color w:val="1E40AF"/>
+          <w:sz w:val="26"/>
+        </w:rPr>
+        <w:t>Why 55.5% of businesses show a non-AI winning source</w:t>
+      </w:r>
+    </w:p>
+    <w:p>
+      <w:pPr>
+        <w:spacing w:after="100" w:before="0"/>
+      </w:pPr>
+      <w:r>
+        <w:rPr>
+          <w:b w:val="0"/>
+          <w:color w:val="334155"/>
+          <w:sz w:val="21"/>
+        </w:rPr>
+        <w:t>A business can show "other source was winner" AND still have NAICS 561499. Here is why:</w:t>
+      </w:r>
+    </w:p>
+    <w:tbl>
+      <w:tblPr>
+        <w:tblStyle w:val="TableGrid"/>
+        <w:tblW w:type="auto" w:w="0"/>
+        <w:jc w:val="left"/>
+        <w:tblLook w:firstColumn="1" w:firstRow="1" w:lastColumn="0" w:lastRow="0" w:noHBand="0" w:noVBand="1" w:val="04A0"/>
+      </w:tblPr>
+      <w:tblGrid>
+        <w:gridCol w:w="3420"/>
+        <w:gridCol w:w="3420"/>
+        <w:gridCol w:w="3420"/>
+        <w:gridCol w:w="3420"/>
+      </w:tblGrid>
+      <w:tr>
+        <w:trPr>
+          <w:tblHeader/>
+        </w:trPr>
+        <w:tc>
+          <w:tcPr>
+            <w:tcW w:type="dxa" w:w="3168"/>
+            <w:shd w:val="clear" w:color="auto" w:fill="DBEAFE"/>
+            <w:tcMar>
+              <w:top w:w="60" w:type="dxa"/>
+              <w:right w:w="100" w:type="dxa"/>
+              <w:bottom w:w="60" w:type="dxa"/>
+              <w:left w:w="100" w:type="dxa"/>
+            </w:tcMar>
+          </w:tcPr>
+          <w:p>
+            <w:r>
+              <w:rPr>
+                <w:b/>
+                <w:color w:val="0F172A"/>
+                <w:sz w:val="17"/>
+              </w:rPr>
+              <w:t>Source</w:t>
+            </w:r>
+          </w:p>
+        </w:tc>
+        <w:tc>
+          <w:tcPr>
+            <w:tcW w:type="dxa" w:w="1296"/>
+            <w:shd w:val="clear" w:color="auto" w:fill="DBEAFE"/>
+            <w:tcMar>
+              <w:top w:w="60" w:type="dxa"/>
+              <w:right w:w="100" w:type="dxa"/>
+              <w:bottom w:w="60" w:type="dxa"/>
+              <w:left w:w="100" w:type="dxa"/>
+            </w:tcMar>
+          </w:tcPr>
+          <w:p>
+            <w:r>
+              <w:rPr>
+                <w:b/>
+                <w:color w:val="0F172A"/>
+                <w:sz w:val="17"/>
+              </w:rPr>
+              <w:t>Weight</w:t>
+            </w:r>
+          </w:p>
+        </w:tc>
+        <w:tc>
+          <w:tcPr>
+            <w:tcW w:type="dxa" w:w="4320"/>
+            <w:shd w:val="clear" w:color="auto" w:fill="DBEAFE"/>
+            <w:tcMar>
+              <w:top w:w="60" w:type="dxa"/>
+              <w:right w:w="100" w:type="dxa"/>
+              <w:bottom w:w="60" w:type="dxa"/>
+              <w:left w:w="100" w:type="dxa"/>
+            </w:tcMar>
+          </w:tcPr>
+          <w:p>
+            <w:r>
+              <w:rPr>
+                <w:b/>
+                <w:color w:val="0F172A"/>
+                <w:sz w:val="17"/>
+              </w:rPr>
+              <w:t>What it returned</w:t>
+            </w:r>
+          </w:p>
+        </w:tc>
+        <w:tc>
+          <w:tcPr>
+            <w:tcW w:type="dxa" w:w="4896"/>
+            <w:shd w:val="clear" w:color="auto" w:fill="DBEAFE"/>
+            <w:tcMar>
+              <w:top w:w="60" w:type="dxa"/>
+              <w:right w:w="100" w:type="dxa"/>
+              <w:bottom w:w="60" w:type="dxa"/>
+              <w:left w:w="100" w:type="dxa"/>
+            </w:tcMar>
+          </w:tcPr>
+          <w:p>
+            <w:r>
+              <w:rPr>
+                <w:b/>
+                <w:color w:val="0F172A"/>
+                <w:sz w:val="17"/>
+              </w:rPr>
+              <w:t>Why it could win despite no NAICS</w:t>
+            </w:r>
+          </w:p>
+        </w:tc>
+      </w:tr>
+      <w:tr>
+        <w:tc>
+          <w:tcPr>
+            <w:tcW w:type="dxa" w:w="3168"/>
+            <w:tcMar>
+              <w:top w:w="60" w:type="dxa"/>
+              <w:right w:w="100" w:type="dxa"/>
+              <w:bottom w:w="60" w:type="dxa"/>
+              <w:left w:w="100" w:type="dxa"/>
+            </w:tcMar>
+          </w:tcPr>
+          <w:p>
+            <w:r>
+              <w:rPr>
+                <w:b w:val="0"/>
+                <w:color w:val="334155"/>
+                <w:sz w:val="17"/>
+              </w:rPr>
+              <w:t>Middesk (SOS registry)</w:t>
+            </w:r>
+          </w:p>
+        </w:tc>
+        <w:tc>
+          <w:tcPr>
+            <w:tcW w:type="dxa" w:w="1296"/>
+            <w:tcMar>
+              <w:top w:w="60" w:type="dxa"/>
+              <w:right w:w="100" w:type="dxa"/>
+              <w:bottom w:w="60" w:type="dxa"/>
+              <w:left w:w="100" w:type="dxa"/>
+            </w:tcMar>
+          </w:tcPr>
+          <w:p>
+            <w:r>
+              <w:rPr>
+                <w:b w:val="0"/>
+                <w:color w:val="334155"/>
+                <w:sz w:val="17"/>
+              </w:rPr>
+              <w:t>2.0 (highest)</w:t>
+            </w:r>
+          </w:p>
+        </w:tc>
+        <w:tc>
+          <w:tcPr>
+            <w:tcW w:type="dxa" w:w="4320"/>
+            <w:tcMar>
+              <w:top w:w="60" w:type="dxa"/>
+              <w:right w:w="100" w:type="dxa"/>
+              <w:bottom w:w="60" w:type="dxa"/>
+              <w:left w:w="100" w:type="dxa"/>
+            </w:tcMar>
+          </w:tcPr>
+          <w:p>
+            <w:r>
+              <w:rPr>
+                <w:b w:val="0"/>
+                <w:color w:val="334155"/>
+                <w:sz w:val="17"/>
+              </w:rPr>
+              <w:t>Entity confirmation: legal name, state, entity type</w:t>
+              <w:br/>
+              <w:t>But NAICS field: empty or null</w:t>
+            </w:r>
+          </w:p>
+        </w:tc>
+        <w:tc>
+          <w:tcPr>
+            <w:tcW w:type="dxa" w:w="4896"/>
+            <w:tcMar>
+              <w:top w:w="60" w:type="dxa"/>
+              <w:right w:w="100" w:type="dxa"/>
+              <w:bottom w:w="60" w:type="dxa"/>
+              <w:left w:w="100" w:type="dxa"/>
+            </w:tcMar>
+          </w:tcPr>
+          <w:p>
+            <w:r>
+              <w:rPr>
+                <w:b w:val="0"/>
+                <w:color w:val="334155"/>
+                <w:sz w:val="17"/>
+              </w:rPr>
+              <w:t>Weight 2.0 is much higher than AI weight 0.1. Even with no NAICS, Middesk wins the overall fact comparison if it responded with any data.</w:t>
+            </w:r>
+          </w:p>
+        </w:tc>
+      </w:tr>
+      <w:tr>
+        <w:tc>
+          <w:tcPr>
+            <w:tcW w:type="dxa" w:w="3168"/>
+            <w:shd w:val="clear" w:color="auto" w:fill="F8FAFF"/>
+            <w:tcMar>
+              <w:top w:w="60" w:type="dxa"/>
+              <w:right w:w="100" w:type="dxa"/>
+              <w:bottom w:w="60" w:type="dxa"/>
+              <w:left w:w="100" w:type="dxa"/>
+            </w:tcMar>
+          </w:tcPr>
+          <w:p>
+            <w:r>
+              <w:rPr>
+                <w:b w:val="0"/>
+                <w:color w:val="334155"/>
+                <w:sz w:val="17"/>
+              </w:rPr>
+              <w:t>Trulioo (live KYB)</w:t>
+            </w:r>
+          </w:p>
+        </w:tc>
+        <w:tc>
+          <w:tcPr>
+            <w:tcW w:type="dxa" w:w="1296"/>
+            <w:shd w:val="clear" w:color="auto" w:fill="F8FAFF"/>
+            <w:tcMar>
+              <w:top w:w="60" w:type="dxa"/>
+              <w:right w:w="100" w:type="dxa"/>
+              <w:bottom w:w="60" w:type="dxa"/>
+              <w:left w:w="100" w:type="dxa"/>
+            </w:tcMar>
+          </w:tcPr>
+          <w:p>
+            <w:r>
+              <w:rPr>
+                <w:b w:val="0"/>
+                <w:color w:val="334155"/>
+                <w:sz w:val="17"/>
+              </w:rPr>
+              <w:t>0.8</w:t>
+            </w:r>
+          </w:p>
+        </w:tc>
+        <w:tc>
+          <w:tcPr>
+            <w:tcW w:type="dxa" w:w="4320"/>
+            <w:shd w:val="clear" w:color="auto" w:fill="F8FAFF"/>
+            <w:tcMar>
+              <w:top w:w="60" w:type="dxa"/>
+              <w:right w:w="100" w:type="dxa"/>
+              <w:bottom w:w="60" w:type="dxa"/>
+              <w:left w:w="100" w:type="dxa"/>
+            </w:tcMar>
+          </w:tcPr>
+          <w:p>
+            <w:r>
+              <w:rPr>
+                <w:b w:val="0"/>
+                <w:color w:val="334155"/>
+                <w:sz w:val="17"/>
+              </w:rPr>
+              <w:t>KYB verification: address, directors, status</w:t>
+              <w:br/>
+              <w:t>NAICS field: empty or 4-digit (Polluted)</w:t>
+            </w:r>
+          </w:p>
+        </w:tc>
+        <w:tc>
+          <w:tcPr>
+            <w:tcW w:type="dxa" w:w="4896"/>
+            <w:shd w:val="clear" w:color="auto" w:fill="F8FAFF"/>
+            <w:tcMar>
+              <w:top w:w="60" w:type="dxa"/>
+              <w:right w:w="100" w:type="dxa"/>
+              <w:bottom w:w="60" w:type="dxa"/>
+              <w:left w:w="100" w:type="dxa"/>
+            </w:tcMar>
+          </w:tcPr>
+          <w:p>
+            <w:r>
+              <w:rPr>
+                <w:b w:val="0"/>
+                <w:color w:val="334155"/>
+                <w:sz w:val="17"/>
+              </w:rPr>
+              <w:t>Weight 0.8 vs AI 0.1. Trulioo wins if it responded, even without a valid NAICS.</w:t>
+            </w:r>
+          </w:p>
+        </w:tc>
+      </w:tr>
+      <w:tr>
+        <w:tc>
+          <w:tcPr>
+            <w:tcW w:type="dxa" w:w="3168"/>
+            <w:tcMar>
+              <w:top w:w="60" w:type="dxa"/>
+              <w:right w:w="100" w:type="dxa"/>
+              <w:bottom w:w="60" w:type="dxa"/>
+              <w:left w:w="100" w:type="dxa"/>
+            </w:tcMar>
+          </w:tcPr>
+          <w:p>
+            <w:r>
+              <w:rPr>
+                <w:b w:val="0"/>
+                <w:color w:val="334155"/>
+                <w:sz w:val="17"/>
+              </w:rPr>
+              <w:t>SERP scraping</w:t>
+            </w:r>
+          </w:p>
+        </w:tc>
+        <w:tc>
+          <w:tcPr>
+            <w:tcW w:type="dxa" w:w="1296"/>
+            <w:tcMar>
+              <w:top w:w="60" w:type="dxa"/>
+              <w:right w:w="100" w:type="dxa"/>
+              <w:bottom w:w="60" w:type="dxa"/>
+              <w:left w:w="100" w:type="dxa"/>
+            </w:tcMar>
+          </w:tcPr>
+          <w:p>
+            <w:r>
+              <w:rPr>
+                <w:b w:val="0"/>
+                <w:color w:val="334155"/>
+                <w:sz w:val="17"/>
+              </w:rPr>
+              <w:t>N/A</w:t>
+            </w:r>
+          </w:p>
+        </w:tc>
+        <w:tc>
+          <w:tcPr>
+            <w:tcW w:type="dxa" w:w="4320"/>
+            <w:tcMar>
+              <w:top w:w="60" w:type="dxa"/>
+              <w:right w:w="100" w:type="dxa"/>
+              <w:bottom w:w="60" w:type="dxa"/>
+              <w:left w:w="100" w:type="dxa"/>
+            </w:tcMar>
+          </w:tcPr>
+          <w:p>
+            <w:r>
+              <w:rPr>
+                <w:b w:val="0"/>
+                <w:color w:val="334155"/>
+                <w:sz w:val="17"/>
+              </w:rPr>
+              <w:t>Web scraping: business description or website URL</w:t>
+              <w:br/>
+              <w:t>NAICS field: not structured</w:t>
+            </w:r>
+          </w:p>
+        </w:tc>
+        <w:tc>
+          <w:tcPr>
+            <w:tcW w:type="dxa" w:w="4896"/>
+            <w:tcMar>
+              <w:top w:w="60" w:type="dxa"/>
+              <w:right w:w="100" w:type="dxa"/>
+              <w:bottom w:w="60" w:type="dxa"/>
+              <w:left w:w="100" w:type="dxa"/>
+            </w:tcMar>
+          </w:tcPr>
+          <w:p>
+            <w:r>
+              <w:rPr>
+                <w:b w:val="0"/>
+                <w:color w:val="334155"/>
+                <w:sz w:val="17"/>
+              </w:rPr>
+              <w:t>SERP data can win the "naics_code" fact if it was the only source that produced any content for that fact slot.</w:t>
+            </w:r>
+          </w:p>
+        </w:tc>
+      </w:tr>
+      <w:tr>
+        <w:tc>
+          <w:tcPr>
+            <w:tcW w:type="dxa" w:w="3168"/>
+            <w:shd w:val="clear" w:color="auto" w:fill="F8FAFF"/>
+            <w:tcMar>
+              <w:top w:w="60" w:type="dxa"/>
+              <w:right w:w="100" w:type="dxa"/>
+              <w:bottom w:w="60" w:type="dxa"/>
+              <w:left w:w="100" w:type="dxa"/>
+            </w:tcMar>
+          </w:tcPr>
+          <w:p>
+            <w:r>
+              <w:rPr>
+                <w:b w:val="0"/>
+                <w:color w:val="334155"/>
+                <w:sz w:val="17"/>
+              </w:rPr>
+              <w:t>AI enrichment (GPT-5-mini)</w:t>
+            </w:r>
+          </w:p>
+        </w:tc>
+        <w:tc>
+          <w:tcPr>
+            <w:tcW w:type="dxa" w:w="1296"/>
+            <w:shd w:val="clear" w:color="auto" w:fill="F8FAFF"/>
+            <w:tcMar>
+              <w:top w:w="60" w:type="dxa"/>
+              <w:right w:w="100" w:type="dxa"/>
+              <w:bottom w:w="60" w:type="dxa"/>
+              <w:left w:w="100" w:type="dxa"/>
+            </w:tcMar>
+          </w:tcPr>
+          <w:p>
+            <w:r>
+              <w:rPr>
+                <w:b w:val="0"/>
+                <w:color w:val="334155"/>
+                <w:sz w:val="17"/>
+              </w:rPr>
+              <w:t>0.1 (lowest)</w:t>
+            </w:r>
+          </w:p>
+        </w:tc>
+        <w:tc>
+          <w:tcPr>
+            <w:tcW w:type="dxa" w:w="4320"/>
+            <w:shd w:val="clear" w:color="auto" w:fill="F8FAFF"/>
+            <w:tcMar>
+              <w:top w:w="60" w:type="dxa"/>
+              <w:right w:w="100" w:type="dxa"/>
+              <w:bottom w:w="60" w:type="dxa"/>
+              <w:left w:w="100" w:type="dxa"/>
+            </w:tcMar>
+          </w:tcPr>
+          <w:p>
+            <w:r>
+              <w:rPr>
+                <w:b w:val="0"/>
+                <w:color w:val="334155"/>
+                <w:sz w:val="17"/>
+              </w:rPr>
+              <w:t>naics_code = "561499"</w:t>
+              <w:br/>
+              <w:t>mcc_code = "5614"</w:t>
+            </w:r>
+          </w:p>
+        </w:tc>
+        <w:tc>
+          <w:tcPr>
+            <w:tcW w:type="dxa" w:w="4896"/>
+            <w:shd w:val="clear" w:color="auto" w:fill="F8FAFF"/>
+            <w:tcMar>
+              <w:top w:w="60" w:type="dxa"/>
+              <w:right w:w="100" w:type="dxa"/>
+              <w:bottom w:w="60" w:type="dxa"/>
+              <w:left w:w="100" w:type="dxa"/>
+            </w:tcMar>
+          </w:tcPr>
+          <w:p>
+            <w:r>
+              <w:rPr>
+                <w:b w:val="0"/>
+                <w:color w:val="334155"/>
+                <w:sz w:val="17"/>
+              </w:rPr>
+              <w:t>Wins ONLY when all other sources also have no NAICS. If ANY higher-weight source responds with data, AI is outweighed.</w:t>
+            </w:r>
+          </w:p>
+        </w:tc>
+      </w:tr>
+    </w:tbl>
+    <w:p>
+      <w:pPr>
+        <w:spacing w:before="0" w:after="160"/>
       </w:pPr>
     </w:p>
     <w:p>
@@ -6789,7 +7601,7 @@
         <w:drawing>
           <wp:inline xmlns:a="http://schemas.openxmlformats.org/drawingml/2006/main" xmlns:pic="http://schemas.openxmlformats.org/drawingml/2006/picture">
             <wp:extent cx="8229600" cy="3032930"/>
-            <wp:docPr id="5" name="Picture 5"/>
+            <wp:docPr id="4" name="Picture 4"/>
             <wp:cNvGraphicFramePr>
               <a:graphicFrameLocks noChangeAspect="1"/>
             </wp:cNvGraphicFramePr>
@@ -6801,7 +7613,7 @@
                     <pic:cNvPicPr/>
                   </pic:nvPicPr>
                   <pic:blipFill>
-                    <a:blip r:embed="rId13"/>
+                    <a:blip r:embed="rId12"/>
                     <a:stretch>
                       <a:fillRect/>
                     </a:stretch>
@@ -8468,7 +9280,7 @@
         <w:drawing>
           <wp:inline xmlns:a="http://schemas.openxmlformats.org/drawingml/2006/main" xmlns:pic="http://schemas.openxmlformats.org/drawingml/2006/picture">
             <wp:extent cx="8229600" cy="3416944"/>
-            <wp:docPr id="6" name="Picture 6"/>
+            <wp:docPr id="5" name="Picture 5"/>
             <wp:cNvGraphicFramePr>
               <a:graphicFrameLocks noChangeAspect="1"/>
             </wp:cNvGraphicFramePr>
@@ -8480,7 +9292,7 @@
                     <pic:cNvPicPr/>
                   </pic:nvPicPr>
                   <pic:blipFill>
-                    <a:blip r:embed="rId14"/>
+                    <a:blip r:embed="rId13"/>
                     <a:stretch>
                       <a:fillRect/>
                     </a:stretch>

--- a/AI-Powered-NAICS-Industry-Classification-Agent/naics_mcc_classifier/NAICS_MCC_Fallback_Root_Cause_Report.docx
+++ b/AI-Powered-NAICS-Industry-Classification-Agent/naics_mcc_classifier/NAICS_MCC_Fallback_Root_Cause_Report.docx
@@ -383,7 +383,7 @@
                 <w:color w:val="334155"/>
                 <w:sz w:val="19"/>
               </w:rPr>
-              <w:t>Step 2 — Fallback Diagnosis Summary</w:t>
+              <w:t>HOW THE FACT ENGINE WORKS — Critical Background</w:t>
             </w:r>
           </w:p>
         </w:tc>
@@ -404,7 +404,7 @@
                 <w:color w:val="334155"/>
                 <w:sz w:val="19"/>
               </w:rPr>
-              <w:t>Full data pull: vendor availability, AI stats, Pipeline B cross-check</w:t>
+              <w:t>Facts resolved per-field NOT per-vendor. OC winning does not block ZI/EFX NAICS.</w:t>
             </w:r>
           </w:p>
         </w:tc>
@@ -450,7 +450,7 @@
                 <w:color w:val="334155"/>
                 <w:sz w:val="19"/>
               </w:rPr>
-              <w:t>Step 3 — Root-Cause Scenario Distribution [CHART]</w:t>
+              <w:t>Step 2 — Fallback Diagnosis Summary</w:t>
             </w:r>
           </w:p>
         </w:tc>
@@ -472,7 +472,7 @@
                 <w:color w:val="334155"/>
                 <w:sz w:val="19"/>
               </w:rPr>
-              <w:t>Scenario C = 5,348 (99.98%); Scenario E = 1 (0.02%)</w:t>
+              <w:t>Full data pull: vendor availability, AI stats, Pipeline B cross-check</w:t>
             </w:r>
           </w:p>
         </w:tc>
@@ -516,7 +516,7 @@
                 <w:color w:val="334155"/>
                 <w:sz w:val="19"/>
               </w:rPr>
-              <w:t>Step 4 — Vendor Signal Availability [CHART]</w:t>
+              <w:t>Step 3 — Root-Cause Scenario Distribution [CHART]</w:t>
             </w:r>
           </w:p>
         </w:tc>
@@ -537,7 +537,7 @@
                 <w:color w:val="334155"/>
                 <w:sz w:val="19"/>
               </w:rPr>
-              <w:t>100% of businesses have 0 vendor NAICS; Pipeline B also null for all</w:t>
+              <w:t>Scenario C = 5,348 (99.98%); Scenario E = 1 (0.02%)</w:t>
             </w:r>
           </w:p>
         </w:tc>
@@ -583,7 +583,7 @@
                 <w:color w:val="334155"/>
                 <w:sz w:val="19"/>
               </w:rPr>
-              <w:t>Step 5 — AI Enrichment Behaviour [CHART]</w:t>
+              <w:t>Step 4 — Vendor Signal Availability [CHART]</w:t>
             </w:r>
           </w:p>
         </w:tc>
@@ -605,7 +605,7 @@
                 <w:color w:val="334155"/>
                 <w:sz w:val="19"/>
               </w:rPr>
-              <w:t>AI confidence empty 100%; 44.5% AI winner; 0% hallucination</w:t>
+              <w:t>100% of businesses have 0 vendor NAICS; Pipeline B also null for all</w:t>
             </w:r>
           </w:p>
         </w:tc>
@@ -649,7 +649,7 @@
                 <w:color w:val="334155"/>
                 <w:sz w:val="19"/>
               </w:rPr>
-              <w:t>Step 6 — Example Businesses per Scenario</w:t>
+              <w:t>Step 5 — AI Enrichment Behaviour [CHART]</w:t>
             </w:r>
           </w:p>
         </w:tc>
@@ -670,7 +670,7 @@
                 <w:color w:val="334155"/>
                 <w:sz w:val="19"/>
               </w:rPr>
-              <w:t>Real row-level data: all have zi/efx/oc NAICS = null, pipeline_b = null</w:t>
+              <w:t>AI confidence empty 100%; 44.5% AI winner; 0% hallucination</w:t>
             </w:r>
           </w:p>
         </w:tc>
@@ -716,7 +716,7 @@
                 <w:color w:val="334155"/>
                 <w:sz w:val="19"/>
               </w:rPr>
-              <w:t>Step 7 — Confirmed System Gaps (G1-G6) [CHART]</w:t>
+              <w:t>Step 6 — Example Businesses per Scenario</w:t>
             </w:r>
           </w:p>
         </w:tc>
@@ -738,7 +738,7 @@
                 <w:color w:val="334155"/>
                 <w:sz w:val="19"/>
               </w:rPr>
-              <w:t>Six confirmed gaps; recovery: 30% name, 20% web, 50% correct 561499</w:t>
+              <w:t>Real row-level data: all have zi/efx/oc NAICS = null, pipeline_b = null</w:t>
             </w:r>
           </w:p>
         </w:tc>
@@ -782,7 +782,7 @@
                 <w:color w:val="334155"/>
                 <w:sz w:val="19"/>
               </w:rPr>
-              <w:t>Step 7 — Recovery Potential [CHART]</w:t>
+              <w:t>Step 7 — Confirmed System Gaps (G1-G6) [CHART]</w:t>
             </w:r>
           </w:p>
         </w:tc>
@@ -803,7 +803,7 @@
                 <w:color w:val="334155"/>
                 <w:sz w:val="19"/>
               </w:rPr>
-              <w:t>Bar chart by recovery category</w:t>
+              <w:t>Six confirmed gaps; recovery: 30% name, 20% web, 50% correct 561499</w:t>
             </w:r>
           </w:p>
         </w:tc>
@@ -849,7 +849,7 @@
                 <w:color w:val="334155"/>
                 <w:sz w:val="19"/>
               </w:rPr>
-              <w:t>Step 8 — Pipeline Workflow Diagram</w:t>
+              <w:t>Step 7 — Recovery Potential [CHART]</w:t>
             </w:r>
           </w:p>
         </w:tc>
@@ -871,7 +871,7 @@
                 <w:color w:val="334155"/>
                 <w:sz w:val="19"/>
               </w:rPr>
-              <w:t>Full annotated pipeline showing WHERE each gap occurs</w:t>
+              <w:t>Bar chart by recovery category</w:t>
             </w:r>
           </w:p>
         </w:tc>
@@ -915,7 +915,7 @@
                 <w:color w:val="334155"/>
                 <w:sz w:val="19"/>
               </w:rPr>
-              <w:t>Prioritised Fix Roadmap</w:t>
+              <w:t>Step 8 — Pipeline Workflow Diagram</w:t>
             </w:r>
           </w:p>
         </w:tc>
@@ -936,7 +936,7 @@
                 <w:color w:val="334155"/>
                 <w:sz w:val="19"/>
               </w:rPr>
-              <w:t>P1-P6 ranked by impact and effort</w:t>
+              <w:t>Full annotated pipeline showing WHERE each gap occurs</w:t>
             </w:r>
           </w:p>
         </w:tc>
@@ -982,7 +982,7 @@
                 <w:color w:val="334155"/>
                 <w:sz w:val="19"/>
               </w:rPr>
-              <w:t>Implementation Plan</w:t>
+              <w:t>Prioritised Fix Roadmap</w:t>
             </w:r>
           </w:p>
         </w:tc>
@@ -1004,7 +1004,7 @@
                 <w:color w:val="334155"/>
                 <w:sz w:val="19"/>
               </w:rPr>
-              <w:t>Exact TypeScript + Python changes per fix</w:t>
+              <w:t>P1-P6 ranked by impact and effort</w:t>
             </w:r>
           </w:p>
         </w:tc>
@@ -1048,6 +1048,73 @@
                 <w:color w:val="334155"/>
                 <w:sz w:val="19"/>
               </w:rPr>
+              <w:t>Implementation Plan</w:t>
+            </w:r>
+          </w:p>
+        </w:tc>
+        <w:tc>
+          <w:tcPr>
+            <w:tcW w:type="dxa" w:w="9360"/>
+            <w:tcMar>
+              <w:top w:w="60" w:type="dxa"/>
+              <w:right w:w="100" w:type="dxa"/>
+              <w:bottom w:w="60" w:type="dxa"/>
+              <w:left w:w="100" w:type="dxa"/>
+            </w:tcMar>
+          </w:tcPr>
+          <w:p>
+            <w:r>
+              <w:rPr>
+                <w:b w:val="0"/>
+                <w:color w:val="334155"/>
+                <w:sz w:val="19"/>
+              </w:rPr>
+              <w:t>Exact TypeScript + Python changes per fix</w:t>
+            </w:r>
+          </w:p>
+        </w:tc>
+      </w:tr>
+      <w:tr>
+        <w:tc>
+          <w:tcPr>
+            <w:tcW w:type="dxa" w:w="720"/>
+            <w:shd w:val="clear" w:color="auto" w:fill="F8FAFF"/>
+            <w:tcMar>
+              <w:top w:w="60" w:type="dxa"/>
+              <w:right w:w="100" w:type="dxa"/>
+              <w:bottom w:w="60" w:type="dxa"/>
+              <w:left w:w="100" w:type="dxa"/>
+            </w:tcMar>
+          </w:tcPr>
+          <w:p>
+            <w:r>
+              <w:rPr>
+                <w:b w:val="0"/>
+                <w:color w:val="334155"/>
+                <w:sz w:val="19"/>
+              </w:rPr>
+              <w:t>14</w:t>
+            </w:r>
+          </w:p>
+        </w:tc>
+        <w:tc>
+          <w:tcPr>
+            <w:tcW w:type="dxa" w:w="3600"/>
+            <w:shd w:val="clear" w:color="auto" w:fill="F8FAFF"/>
+            <w:tcMar>
+              <w:top w:w="60" w:type="dxa"/>
+              <w:right w:w="100" w:type="dxa"/>
+              <w:bottom w:w="60" w:type="dxa"/>
+              <w:left w:w="100" w:type="dxa"/>
+            </w:tcMar>
+          </w:tcPr>
+          <w:p>
+            <w:r>
+              <w:rPr>
+                <w:b w:val="0"/>
+                <w:color w:val="334155"/>
+                <w:sz w:val="19"/>
+              </w:rPr>
               <w:t>Conclusions</w:t>
             </w:r>
           </w:p>
@@ -1055,6 +1122,7 @@
         <w:tc>
           <w:tcPr>
             <w:tcW w:type="dxa" w:w="9360"/>
+            <w:shd w:val="clear" w:color="auto" w:fill="F8FAFF"/>
             <w:tcMar>
               <w:top w:w="60" w:type="dxa"/>
               <w:right w:w="100" w:type="dxa"/>
@@ -2507,7 +2575,1665 @@
           <w:color w:val="5B21B6"/>
           <w:sz w:val="36"/>
         </w:rPr>
-        <w:t>Section 3 — Step 2: Fallback Diagnosis Summary (Real Data)</w:t>
+        <w:t>Section 3 — How the Fact Engine Works: Critical Background</w:t>
+      </w:r>
+    </w:p>
+    <w:tbl>
+      <w:tblPr>
+        <w:tblW w:type="auto" w:w="0"/>
+        <w:jc w:val="left"/>
+        <w:tblLook w:firstColumn="1" w:firstRow="1" w:lastColumn="0" w:lastRow="0" w:noHBand="0" w:noVBand="1" w:val="04A0"/>
+        <w:tblBorders>
+          <w:top w:val="none"/>
+          <w:left w:val="none"/>
+          <w:bottom w:val="none"/>
+          <w:right w:val="none"/>
+          <w:insideH w:val="none"/>
+          <w:insideV w:val="none"/>
+        </w:tblBorders>
+      </w:tblPr>
+      <w:tblGrid>
+        <w:gridCol w:w="13680"/>
+      </w:tblGrid>
+      <w:tr>
+        <w:tc>
+          <w:tcPr>
+            <w:tcW w:type="dxa" w:w="13680"/>
+            <w:shd w:val="clear" w:color="auto" w:fill="EDE9FE"/>
+            <w:tcBorders>
+              <w:left w:val="single" w:sz="28" w:space="0" w:color="5B21B6"/>
+            </w:tcBorders>
+            <w:tcMar>
+              <w:top w:w="60" w:type="dxa"/>
+              <w:right w:w="120" w:type="dxa"/>
+              <w:bottom w:w="60" w:type="dxa"/>
+              <w:left w:w="160" w:type="dxa"/>
+            </w:tcMar>
+          </w:tcPr>
+          <w:p>
+            <w:pPr>
+              <w:spacing w:before="0" w:after="0"/>
+            </w:pPr>
+            <w:r>
+              <w:rPr>
+                <w:color w:val="2E1065"/>
+                <w:sz w:val="20"/>
+              </w:rPr>
+              <w:t>READ THIS FIRST — This section answers a common and important question:</w:t>
+              <w:br/>
+              <w:br/>
+              <w:t>"If OpenCorporates has the highest confidence but no NAICS code,</w:t>
+              <w:br/>
+              <w:t xml:space="preserve"> does the user see all OC data but with a null NAICS?"</w:t>
+              <w:br/>
+              <w:br/>
+              <w:t>Answer: NO. The user sees all OC data AND the NAICS from ZoomInfo or Equifax.</w:t>
+              <w:br/>
+              <w:t>This section explains why — and why the 561499 problem is specifically caused</w:t>
+              <w:br/>
+              <w:t>by ALL vendors failing to match, not by any single vendor missing a field.</w:t>
+            </w:r>
+          </w:p>
+        </w:tc>
+      </w:tr>
+    </w:tbl>
+    <w:p>
+      <w:pPr>
+        <w:spacing w:before="0" w:after="140"/>
+      </w:pPr>
+    </w:p>
+    <w:p>
+      <w:pPr>
+        <w:pStyle w:val="Heading2"/>
+        <w:keepNext/>
+        <w:spacing w:before="260" w:after="80"/>
+      </w:pPr>
+      <w:r>
+        <w:rPr>
+          <w:b/>
+          <w:color w:val="1E40AF"/>
+          <w:sz w:val="26"/>
+        </w:rPr>
+        <w:t>The Fact Engine Resolves Every Field Independently</w:t>
+      </w:r>
+    </w:p>
+    <w:p>
+      <w:pPr>
+        <w:spacing w:after="100" w:before="0"/>
+      </w:pPr>
+      <w:r>
+        <w:rPr>
+          <w:b w:val="0"/>
+          <w:color w:val="334155"/>
+          <w:sz w:val="21"/>
+        </w:rPr>
+        <w:t>The Worth AI pipeline uses a Fact Engine (integration-service/lib/facts/factEngine.ts) that evaluates each field (fact) completely independently of every other field. There is no concept of a "winning vendor" whose data is used for everything. Instead, for every single fact — legal_name, addresses, sos_filings, naics_code, mcc_code, and 200+ others — the Fact Engine independently asks:</w:t>
+      </w:r>
+    </w:p>
+    <w:tbl>
+      <w:tblPr>
+        <w:tblW w:type="auto" w:w="0"/>
+        <w:jc w:val="left"/>
+        <w:tblLook w:firstColumn="1" w:firstRow="1" w:lastColumn="0" w:lastRow="0" w:noHBand="0" w:noVBand="1" w:val="04A0"/>
+        <w:tblBorders>
+          <w:top w:val="none"/>
+          <w:left w:val="none"/>
+          <w:bottom w:val="none"/>
+          <w:right w:val="none"/>
+          <w:insideH w:val="none"/>
+          <w:insideV w:val="none"/>
+        </w:tblBorders>
+      </w:tblPr>
+      <w:tblGrid>
+        <w:gridCol w:w="13680"/>
+      </w:tblGrid>
+      <w:tr>
+        <w:tc>
+          <w:tcPr>
+            <w:tcW w:type="dxa" w:w="13680"/>
+            <w:shd w:val="clear" w:color="auto" w:fill="F0F9FF"/>
+            <w:tcBorders>
+              <w:left w:val="single" w:sz="28" w:space="0" w:color="0284C7"/>
+            </w:tcBorders>
+            <w:tcMar>
+              <w:top w:w="80" w:type="dxa"/>
+              <w:right w:w="120" w:type="dxa"/>
+              <w:bottom w:w="80" w:type="dxa"/>
+              <w:left w:w="140" w:type="dxa"/>
+            </w:tcMar>
+          </w:tcPr>
+          <w:p>
+            <w:pPr>
+              <w:spacing w:before="0" w:after="0"/>
+            </w:pPr>
+            <w:r>
+              <w:rPr>
+                <w:rFonts w:ascii="Courier New" w:hAnsi="Courier New"/>
+                <w:color w:val="0F172A"/>
+                <w:sz w:val="17"/>
+              </w:rPr>
+              <w:t>"Which vendor has the best VALID value for THIS specific field?"</w:t>
+            </w:r>
+          </w:p>
+          <w:p>
+            <w:pPr>
+              <w:spacing w:before="0" w:after="0"/>
+            </w:pPr>
+            <w:r>
+              <w:rPr>
+                <w:rFonts w:ascii="Courier New" w:hAnsi="Courier New"/>
+                <w:color w:val="0F172A"/>
+                <w:sz w:val="17"/>
+              </w:rPr>
+            </w:r>
+          </w:p>
+          <w:p>
+            <w:pPr>
+              <w:spacing w:before="0" w:after="0"/>
+            </w:pPr>
+            <w:r>
+              <w:rPr>
+                <w:rFonts w:ascii="Courier New" w:hAnsi="Courier New"/>
+                <w:color w:val="0F172A"/>
+                <w:sz w:val="17"/>
+              </w:rPr>
+              <w:t>valid = non-null, non-empty string, non-empty array, non-empty object</w:t>
+            </w:r>
+          </w:p>
+          <w:p>
+            <w:pPr>
+              <w:spacing w:before="0" w:after="0"/>
+            </w:pPr>
+            <w:r>
+              <w:rPr>
+                <w:rFonts w:ascii="Courier New" w:hAnsi="Courier New"/>
+                <w:color w:val="0F172A"/>
+                <w:sz w:val="17"/>
+              </w:rPr>
+              <w:t xml:space="preserve">      (per factEngine.ts isValidFactValue() function)</w:t>
+            </w:r>
+          </w:p>
+        </w:tc>
+      </w:tr>
+    </w:tbl>
+    <w:p>
+      <w:pPr>
+        <w:spacing w:before="0" w:after="160"/>
+      </w:pPr>
+    </w:p>
+    <w:p>
+      <w:pPr>
+        <w:spacing w:after="100" w:before="0"/>
+      </w:pPr>
+      <w:r>
+        <w:rPr>
+          <w:b w:val="0"/>
+          <w:color w:val="334155"/>
+          <w:sz w:val="21"/>
+        </w:rPr>
+        <w:t>This means a vendor can win the competition for some fields and lose it for others within the same business evaluation. OC might provide the winning legal_name AND the winning sos_filings, while ZoomInfo provides the winning naics_code — all for the same business, in the same API response.</w:t>
+      </w:r>
+    </w:p>
+    <w:p>
+      <w:pPr>
+        <w:spacing w:before="0" w:after="80"/>
+      </w:pPr>
+    </w:p>
+    <w:p>
+      <w:pPr>
+        <w:pStyle w:val="Heading2"/>
+        <w:keepNext/>
+        <w:spacing w:before="260" w:after="80"/>
+      </w:pPr>
+      <w:r>
+        <w:rPr>
+          <w:b/>
+          <w:color w:val="1E40AF"/>
+          <w:sz w:val="26"/>
+        </w:rPr>
+        <w:t>Worked Example: OC Has Highest Confidence but No NAICS</w:t>
+      </w:r>
+    </w:p>
+    <w:p>
+      <w:pPr>
+        <w:spacing w:after="100" w:before="0"/>
+      </w:pPr>
+      <w:r>
+        <w:rPr>
+          <w:b w:val="0"/>
+          <w:color w:val="334155"/>
+          <w:sz w:val="21"/>
+        </w:rPr>
+        <w:t>Imagine a business where OpenCorporates has the highest entity-match confidence (0.92), ZoomInfo has a lower confidence (0.61), and Equifax has the lowest (0.48). OC found the company in its global registry but does not have a NAICS code for it (common for UK companies, holding companies, or companies OC indexes without SIC/NAICS). Here is exactly what happens:</w:t>
+      </w:r>
+    </w:p>
+    <w:p>
+      <w:pPr>
+        <w:spacing w:before="0" w:after="80"/>
+      </w:pPr>
+    </w:p>
+    <w:tbl>
+      <w:tblPr>
+        <w:tblW w:type="auto" w:w="0"/>
+        <w:jc w:val="left"/>
+        <w:tblLook w:firstColumn="1" w:firstRow="1" w:lastColumn="0" w:lastRow="0" w:noHBand="0" w:noVBand="1" w:val="04A0"/>
+        <w:tblBorders>
+          <w:top w:val="none"/>
+          <w:left w:val="none"/>
+          <w:bottom w:val="none"/>
+          <w:right w:val="none"/>
+          <w:insideH w:val="none"/>
+          <w:insideV w:val="none"/>
+        </w:tblBorders>
+      </w:tblPr>
+      <w:tblGrid>
+        <w:gridCol w:w="13680"/>
+      </w:tblGrid>
+      <w:tr>
+        <w:tc>
+          <w:tcPr>
+            <w:tcW w:type="dxa" w:w="13680"/>
+            <w:shd w:val="clear" w:color="auto" w:fill="F0F9FF"/>
+            <w:tcBorders>
+              <w:left w:val="single" w:sz="28" w:space="0" w:color="0284C7"/>
+            </w:tcBorders>
+            <w:tcMar>
+              <w:top w:w="80" w:type="dxa"/>
+              <w:right w:w="120" w:type="dxa"/>
+              <w:bottom w:w="80" w:type="dxa"/>
+              <w:left w:w="140" w:type="dxa"/>
+            </w:tcMar>
+          </w:tcPr>
+          <w:p>
+            <w:pPr>
+              <w:spacing w:before="0" w:after="0"/>
+            </w:pPr>
+            <w:r>
+              <w:rPr>
+                <w:rFonts w:ascii="Courier New" w:hAnsi="Courier New"/>
+                <w:color w:val="0F172A"/>
+                <w:sz w:val="17"/>
+              </w:rPr>
+              <w:t>STEP 1: All vendors run entity matching and return their data:</w:t>
+            </w:r>
+          </w:p>
+          <w:p>
+            <w:pPr>
+              <w:spacing w:before="0" w:after="0"/>
+            </w:pPr>
+            <w:r>
+              <w:rPr>
+                <w:rFonts w:ascii="Courier New" w:hAnsi="Courier New"/>
+                <w:color w:val="0F172A"/>
+                <w:sz w:val="17"/>
+              </w:rPr>
+            </w:r>
+          </w:p>
+          <w:p>
+            <w:pPr>
+              <w:spacing w:before="0" w:after="0"/>
+            </w:pPr>
+            <w:r>
+              <w:rPr>
+                <w:rFonts w:ascii="Courier New" w:hAnsi="Courier New"/>
+                <w:color w:val="0F172A"/>
+                <w:sz w:val="17"/>
+              </w:rPr>
+              <w:t xml:space="preserve">  OpenCorporates  (conf=0.92, weight=0.9)  legal_name="ABC Ltd"   sos_filings=[...]  naics_code=NULL</w:t>
+            </w:r>
+          </w:p>
+          <w:p>
+            <w:pPr>
+              <w:spacing w:before="0" w:after="0"/>
+            </w:pPr>
+            <w:r>
+              <w:rPr>
+                <w:rFonts w:ascii="Courier New" w:hAnsi="Courier New"/>
+                <w:color w:val="0F172A"/>
+                <w:sz w:val="17"/>
+              </w:rPr>
+              <w:t xml:space="preserve">  ZoomInfo        (conf=0.61, weight=0.8)  legal_name="ABC Ltd"   sos_filings=[...]  naics_code="722511"</w:t>
+            </w:r>
+          </w:p>
+          <w:p>
+            <w:pPr>
+              <w:spacing w:before="0" w:after="0"/>
+            </w:pPr>
+            <w:r>
+              <w:rPr>
+                <w:rFonts w:ascii="Courier New" w:hAnsi="Courier New"/>
+                <w:color w:val="0F172A"/>
+                <w:sz w:val="17"/>
+              </w:rPr>
+              <w:t xml:space="preserve">  Equifax         (conf=0.48, weight=0.7)  legal_name="ABC Ltd"                      naics_code="722511"</w:t>
+            </w:r>
+          </w:p>
+          <w:p>
+            <w:pPr>
+              <w:spacing w:before="0" w:after="0"/>
+            </w:pPr>
+            <w:r>
+              <w:rPr>
+                <w:rFonts w:ascii="Courier New" w:hAnsi="Courier New"/>
+                <w:color w:val="0F172A"/>
+                <w:sz w:val="17"/>
+              </w:rPr>
+            </w:r>
+          </w:p>
+          <w:p>
+            <w:pPr>
+              <w:spacing w:before="0" w:after="0"/>
+            </w:pPr>
+            <w:r>
+              <w:rPr>
+                <w:rFonts w:ascii="Courier New" w:hAnsi="Courier New"/>
+                <w:color w:val="0F172A"/>
+                <w:sz w:val="17"/>
+              </w:rPr>
+              <w:t>STEP 2: Fact Engine resolves each field independently using factWithHighestConfidence rule:</w:t>
+            </w:r>
+          </w:p>
+          <w:p>
+            <w:pPr>
+              <w:spacing w:before="0" w:after="0"/>
+            </w:pPr>
+            <w:r>
+              <w:rPr>
+                <w:rFonts w:ascii="Courier New" w:hAnsi="Courier New"/>
+                <w:color w:val="0F172A"/>
+                <w:sz w:val="17"/>
+              </w:rPr>
+            </w:r>
+          </w:p>
+          <w:p>
+            <w:pPr>
+              <w:spacing w:before="0" w:after="0"/>
+            </w:pPr>
+            <w:r>
+              <w:rPr>
+                <w:rFonts w:ascii="Courier New" w:hAnsi="Courier New"/>
+                <w:color w:val="0F172A"/>
+                <w:sz w:val="17"/>
+              </w:rPr>
+              <w:t xml:space="preserve">  legal_name  → candidates: OC(0.92), ZI(0.61), EFX(0.48) — all valid</w:t>
+            </w:r>
+          </w:p>
+          <w:p>
+            <w:pPr>
+              <w:spacing w:before="0" w:after="0"/>
+            </w:pPr>
+            <w:r>
+              <w:rPr>
+                <w:rFonts w:ascii="Courier New" w:hAnsi="Courier New"/>
+                <w:color w:val="0F172A"/>
+                <w:sz w:val="17"/>
+              </w:rPr>
+              <w:t xml:space="preserve">               → OC WINS (highest confidence 0.92)</w:t>
+            </w:r>
+          </w:p>
+          <w:p>
+            <w:pPr>
+              <w:spacing w:before="0" w:after="0"/>
+            </w:pPr>
+            <w:r>
+              <w:rPr>
+                <w:rFonts w:ascii="Courier New" w:hAnsi="Courier New"/>
+                <w:color w:val="0F172A"/>
+                <w:sz w:val="17"/>
+              </w:rPr>
+              <w:t xml:space="preserve">               → stored: "ABC Ltd" from OC</w:t>
+            </w:r>
+          </w:p>
+          <w:p>
+            <w:pPr>
+              <w:spacing w:before="0" w:after="0"/>
+            </w:pPr>
+            <w:r>
+              <w:rPr>
+                <w:rFonts w:ascii="Courier New" w:hAnsi="Courier New"/>
+                <w:color w:val="0F172A"/>
+                <w:sz w:val="17"/>
+              </w:rPr>
+            </w:r>
+          </w:p>
+          <w:p>
+            <w:pPr>
+              <w:spacing w:before="0" w:after="0"/>
+            </w:pPr>
+            <w:r>
+              <w:rPr>
+                <w:rFonts w:ascii="Courier New" w:hAnsi="Courier New"/>
+                <w:color w:val="0F172A"/>
+                <w:sz w:val="17"/>
+              </w:rPr>
+              <w:t xml:space="preserve">  sos_filings → candidates: OC(0.92), ZI(0.61), EFX(0.48) — all valid</w:t>
+            </w:r>
+          </w:p>
+          <w:p>
+            <w:pPr>
+              <w:spacing w:before="0" w:after="0"/>
+            </w:pPr>
+            <w:r>
+              <w:rPr>
+                <w:rFonts w:ascii="Courier New" w:hAnsi="Courier New"/>
+                <w:color w:val="0F172A"/>
+                <w:sz w:val="17"/>
+              </w:rPr>
+              <w:t xml:space="preserve">               → OC WINS (highest confidence 0.92)</w:t>
+            </w:r>
+          </w:p>
+          <w:p>
+            <w:pPr>
+              <w:spacing w:before="0" w:after="0"/>
+            </w:pPr>
+            <w:r>
+              <w:rPr>
+                <w:rFonts w:ascii="Courier New" w:hAnsi="Courier New"/>
+                <w:color w:val="0F172A"/>
+                <w:sz w:val="17"/>
+              </w:rPr>
+              <w:t xml:space="preserve">               → stored: SoS filing array from OC</w:t>
+            </w:r>
+          </w:p>
+          <w:p>
+            <w:pPr>
+              <w:spacing w:before="0" w:after="0"/>
+            </w:pPr>
+            <w:r>
+              <w:rPr>
+                <w:rFonts w:ascii="Courier New" w:hAnsi="Courier New"/>
+                <w:color w:val="0F172A"/>
+                <w:sz w:val="17"/>
+              </w:rPr>
+            </w:r>
+          </w:p>
+          <w:p>
+            <w:pPr>
+              <w:spacing w:before="0" w:after="0"/>
+            </w:pPr>
+            <w:r>
+              <w:rPr>
+                <w:rFonts w:ascii="Courier New" w:hAnsi="Courier New"/>
+                <w:color w:val="0F172A"/>
+                <w:sz w:val="17"/>
+              </w:rPr>
+              <w:t xml:space="preserve">  naics_code  → candidates evaluated: OC has NULL → isValidFactValue(NULL) = FALSE → EXCLUDED</w:t>
+            </w:r>
+          </w:p>
+          <w:p>
+            <w:pPr>
+              <w:spacing w:before="0" w:after="0"/>
+            </w:pPr>
+            <w:r>
+              <w:rPr>
+                <w:rFonts w:ascii="Courier New" w:hAnsi="Courier New"/>
+                <w:color w:val="0F172A"/>
+                <w:sz w:val="17"/>
+              </w:rPr>
+              <w:t xml:space="preserve">               → remaining candidates: ZI(0.61)="722511", EFX(0.48)="722511"</w:t>
+            </w:r>
+          </w:p>
+          <w:p>
+            <w:pPr>
+              <w:spacing w:before="0" w:after="0"/>
+            </w:pPr>
+            <w:r>
+              <w:rPr>
+                <w:rFonts w:ascii="Courier New" w:hAnsi="Courier New"/>
+                <w:color w:val="0F172A"/>
+                <w:sz w:val="17"/>
+              </w:rPr>
+              <w:t xml:space="preserve">               → ZI WINS (highest confidence among valid candidates)</w:t>
+            </w:r>
+          </w:p>
+          <w:p>
+            <w:pPr>
+              <w:spacing w:before="0" w:after="0"/>
+            </w:pPr>
+            <w:r>
+              <w:rPr>
+                <w:rFonts w:ascii="Courier New" w:hAnsi="Courier New"/>
+                <w:color w:val="0F172A"/>
+                <w:sz w:val="17"/>
+              </w:rPr>
+              <w:t xml:space="preserve">               → stored: "722511" from ZoomInfo</w:t>
+            </w:r>
+          </w:p>
+          <w:p>
+            <w:pPr>
+              <w:spacing w:before="0" w:after="0"/>
+            </w:pPr>
+            <w:r>
+              <w:rPr>
+                <w:rFonts w:ascii="Courier New" w:hAnsi="Courier New"/>
+                <w:color w:val="0F172A"/>
+                <w:sz w:val="17"/>
+              </w:rPr>
+            </w:r>
+          </w:p>
+          <w:p>
+            <w:pPr>
+              <w:spacing w:before="0" w:after="0"/>
+            </w:pPr>
+            <w:r>
+              <w:rPr>
+                <w:rFonts w:ascii="Courier New" w:hAnsi="Courier New"/>
+                <w:color w:val="0F172A"/>
+                <w:sz w:val="17"/>
+              </w:rPr>
+              <w:t xml:space="preserve">  mcc_code    → derived from naics_code "722511" via rel_naics_mcc lookup</w:t>
+            </w:r>
+          </w:p>
+          <w:p>
+            <w:pPr>
+              <w:spacing w:before="0" w:after="0"/>
+            </w:pPr>
+            <w:r>
+              <w:rPr>
+                <w:rFonts w:ascii="Courier New" w:hAnsi="Courier New"/>
+                <w:color w:val="0F172A"/>
+                <w:sz w:val="17"/>
+              </w:rPr>
+              <w:t xml:space="preserve">               → stored: correct MCC for full-service restaurants</w:t>
+            </w:r>
+          </w:p>
+          <w:p>
+            <w:pPr>
+              <w:spacing w:before="0" w:after="0"/>
+            </w:pPr>
+            <w:r>
+              <w:rPr>
+                <w:rFonts w:ascii="Courier New" w:hAnsi="Courier New"/>
+                <w:color w:val="0F172A"/>
+                <w:sz w:val="17"/>
+              </w:rPr>
+            </w:r>
+          </w:p>
+          <w:p>
+            <w:pPr>
+              <w:spacing w:before="0" w:after="0"/>
+            </w:pPr>
+            <w:r>
+              <w:rPr>
+                <w:rFonts w:ascii="Courier New" w:hAnsi="Courier New"/>
+                <w:color w:val="0F172A"/>
+                <w:sz w:val="17"/>
+              </w:rPr>
+              <w:t>RESULT: Customer sees OC legal name + OC SoS data + ZI NAICS/MCC</w:t>
+            </w:r>
+          </w:p>
+          <w:p>
+            <w:pPr>
+              <w:spacing w:before="0" w:after="0"/>
+            </w:pPr>
+            <w:r>
+              <w:rPr>
+                <w:rFonts w:ascii="Courier New" w:hAnsi="Courier New"/>
+                <w:color w:val="0F172A"/>
+                <w:sz w:val="17"/>
+              </w:rPr>
+              <w:t xml:space="preserve">        NOT a mix where NAICS is null just because OC won other fields.</w:t>
+            </w:r>
+          </w:p>
+        </w:tc>
+      </w:tr>
+    </w:tbl>
+    <w:p>
+      <w:pPr>
+        <w:spacing w:before="0" w:after="160"/>
+      </w:pPr>
+    </w:p>
+    <w:p>
+      <w:pPr>
+        <w:pStyle w:val="Heading2"/>
+        <w:keepNext/>
+        <w:spacing w:before="260" w:after="80"/>
+      </w:pPr>
+      <w:r>
+        <w:rPr>
+          <w:b/>
+          <w:color w:val="1E40AF"/>
+          <w:sz w:val="26"/>
+        </w:rPr>
+        <w:t>The Key Code: isValidFactValue() Excludes Null Candidates</w:t>
+      </w:r>
+    </w:p>
+    <w:p>
+      <w:pPr>
+        <w:spacing w:after="100" w:before="0"/>
+      </w:pPr>
+      <w:r>
+        <w:rPr>
+          <w:b w:val="0"/>
+          <w:color w:val="334155"/>
+          <w:sz w:val="21"/>
+        </w:rPr>
+        <w:t>The Fact Engine's isValidFactValue() function is the gate that makes this work. Before applying any selection rule, the engine filters the candidate list to only include vendors that returned a non-empty value for that specific field:</w:t>
+      </w:r>
+    </w:p>
+    <w:tbl>
+      <w:tblPr>
+        <w:tblW w:type="auto" w:w="0"/>
+        <w:jc w:val="left"/>
+        <w:tblLook w:firstColumn="1" w:firstRow="1" w:lastColumn="0" w:lastRow="0" w:noHBand="0" w:noVBand="1" w:val="04A0"/>
+        <w:tblBorders>
+          <w:top w:val="none"/>
+          <w:left w:val="none"/>
+          <w:bottom w:val="none"/>
+          <w:right w:val="none"/>
+          <w:insideH w:val="none"/>
+          <w:insideV w:val="none"/>
+        </w:tblBorders>
+      </w:tblPr>
+      <w:tblGrid>
+        <w:gridCol w:w="13680"/>
+      </w:tblGrid>
+      <w:tr>
+        <w:tc>
+          <w:tcPr>
+            <w:tcW w:type="dxa" w:w="13680"/>
+            <w:shd w:val="clear" w:color="auto" w:fill="F0F9FF"/>
+            <w:tcBorders>
+              <w:left w:val="single" w:sz="28" w:space="0" w:color="0284C7"/>
+            </w:tcBorders>
+            <w:tcMar>
+              <w:top w:w="80" w:type="dxa"/>
+              <w:right w:w="120" w:type="dxa"/>
+              <w:bottom w:w="80" w:type="dxa"/>
+              <w:left w:w="140" w:type="dxa"/>
+            </w:tcMar>
+          </w:tcPr>
+          <w:p>
+            <w:pPr>
+              <w:spacing w:before="0" w:after="0"/>
+            </w:pPr>
+            <w:r>
+              <w:rPr>
+                <w:rFonts w:ascii="Courier New" w:hAnsi="Courier New"/>
+                <w:color w:val="0F172A"/>
+                <w:sz w:val="17"/>
+              </w:rPr>
+              <w:t>// From factEngine.ts — applyRulesToFact():</w:t>
+            </w:r>
+          </w:p>
+          <w:p>
+            <w:pPr>
+              <w:spacing w:before="0" w:after="0"/>
+            </w:pPr>
+            <w:r>
+              <w:rPr>
+                <w:rFonts w:ascii="Courier New" w:hAnsi="Courier New"/>
+                <w:color w:val="0F172A"/>
+                <w:sz w:val="17"/>
+              </w:rPr>
+            </w:r>
+          </w:p>
+          <w:p>
+            <w:pPr>
+              <w:spacing w:before="0" w:after="0"/>
+            </w:pPr>
+            <w:r>
+              <w:rPr>
+                <w:rFonts w:ascii="Courier New" w:hAnsi="Courier New"/>
+                <w:color w:val="0F172A"/>
+                <w:sz w:val="17"/>
+              </w:rPr>
+              <w:t>const validOptions = allCandidatesWithSameName.filter(</w:t>
+            </w:r>
+          </w:p>
+          <w:p>
+            <w:pPr>
+              <w:spacing w:before="0" w:after="0"/>
+            </w:pPr>
+            <w:r>
+              <w:rPr>
+                <w:rFonts w:ascii="Courier New" w:hAnsi="Courier New"/>
+                <w:color w:val="0F172A"/>
+                <w:sz w:val="17"/>
+              </w:rPr>
+              <w:t xml:space="preserve">    fact =&gt; fact.resolved !== undefined &amp;&amp; this.isValidFactValue(fact.value)</w:t>
+            </w:r>
+          </w:p>
+          <w:p>
+            <w:pPr>
+              <w:spacing w:before="0" w:after="0"/>
+            </w:pPr>
+            <w:r>
+              <w:rPr>
+                <w:rFonts w:ascii="Courier New" w:hAnsi="Courier New"/>
+                <w:color w:val="0F172A"/>
+                <w:sz w:val="17"/>
+              </w:rPr>
+              <w:t>);</w:t>
+            </w:r>
+          </w:p>
+          <w:p>
+            <w:pPr>
+              <w:spacing w:before="0" w:after="0"/>
+            </w:pPr>
+            <w:r>
+              <w:rPr>
+                <w:rFonts w:ascii="Courier New" w:hAnsi="Courier New"/>
+                <w:color w:val="0F172A"/>
+                <w:sz w:val="17"/>
+              </w:rPr>
+            </w:r>
+          </w:p>
+          <w:p>
+            <w:pPr>
+              <w:spacing w:before="0" w:after="0"/>
+            </w:pPr>
+            <w:r>
+              <w:rPr>
+                <w:rFonts w:ascii="Courier New" w:hAnsi="Courier New"/>
+                <w:color w:val="0F172A"/>
+                <w:sz w:val="17"/>
+              </w:rPr>
+              <w:t>// isValidFactValue() returns FALSE for:</w:t>
+            </w:r>
+          </w:p>
+          <w:p>
+            <w:pPr>
+              <w:spacing w:before="0" w:after="0"/>
+            </w:pPr>
+            <w:r>
+              <w:rPr>
+                <w:rFonts w:ascii="Courier New" w:hAnsi="Courier New"/>
+                <w:color w:val="0F172A"/>
+                <w:sz w:val="17"/>
+              </w:rPr>
+              <w:t>//   undefined, null, "", [], {}</w:t>
+            </w:r>
+          </w:p>
+          <w:p>
+            <w:pPr>
+              <w:spacing w:before="0" w:after="0"/>
+            </w:pPr>
+            <w:r>
+              <w:rPr>
+                <w:rFonts w:ascii="Courier New" w:hAnsi="Courier New"/>
+                <w:color w:val="0F172A"/>
+                <w:sz w:val="17"/>
+              </w:rPr>
+              <w:t>//   (an empty/missing vendor field)</w:t>
+            </w:r>
+          </w:p>
+          <w:p>
+            <w:pPr>
+              <w:spacing w:before="0" w:after="0"/>
+            </w:pPr>
+            <w:r>
+              <w:rPr>
+                <w:rFonts w:ascii="Courier New" w:hAnsi="Courier New"/>
+                <w:color w:val="0F172A"/>
+                <w:sz w:val="17"/>
+              </w:rPr>
+            </w:r>
+          </w:p>
+          <w:p>
+            <w:pPr>
+              <w:spacing w:before="0" w:after="0"/>
+            </w:pPr>
+            <w:r>
+              <w:rPr>
+                <w:rFonts w:ascii="Courier New" w:hAnsi="Courier New"/>
+                <w:color w:val="0F172A"/>
+                <w:sz w:val="17"/>
+              </w:rPr>
+              <w:t>// isValidFactValue() returns TRUE for:</w:t>
+            </w:r>
+          </w:p>
+          <w:p>
+            <w:pPr>
+              <w:spacing w:before="0" w:after="0"/>
+            </w:pPr>
+            <w:r>
+              <w:rPr>
+                <w:rFonts w:ascii="Courier New" w:hAnsi="Courier New"/>
+                <w:color w:val="0F172A"/>
+                <w:sz w:val="17"/>
+              </w:rPr>
+              <w:t>//   any non-empty string, number, array with items, object with keys</w:t>
+            </w:r>
+          </w:p>
+          <w:p>
+            <w:pPr>
+              <w:spacing w:before="0" w:after="0"/>
+            </w:pPr>
+            <w:r>
+              <w:rPr>
+                <w:rFonts w:ascii="Courier New" w:hAnsi="Courier New"/>
+                <w:color w:val="0F172A"/>
+                <w:sz w:val="17"/>
+              </w:rPr>
+              <w:t>//   including false and 0 (those are valid values)</w:t>
+            </w:r>
+          </w:p>
+          <w:p>
+            <w:pPr>
+              <w:spacing w:before="0" w:after="0"/>
+            </w:pPr>
+            <w:r>
+              <w:rPr>
+                <w:rFonts w:ascii="Courier New" w:hAnsi="Courier New"/>
+                <w:color w:val="0F172A"/>
+                <w:sz w:val="17"/>
+              </w:rPr>
+            </w:r>
+          </w:p>
+          <w:p>
+            <w:pPr>
+              <w:spacing w:before="0" w:after="0"/>
+            </w:pPr>
+            <w:r>
+              <w:rPr>
+                <w:rFonts w:ascii="Courier New" w:hAnsi="Courier New"/>
+                <w:color w:val="0F172A"/>
+                <w:sz w:val="17"/>
+              </w:rPr>
+              <w:t>// After filtering:</w:t>
+            </w:r>
+          </w:p>
+          <w:p>
+            <w:pPr>
+              <w:spacing w:before="0" w:after="0"/>
+            </w:pPr>
+            <w:r>
+              <w:rPr>
+                <w:rFonts w:ascii="Courier New" w:hAnsi="Courier New"/>
+                <w:color w:val="0F172A"/>
+                <w:sz w:val="17"/>
+              </w:rPr>
+              <w:t>// If validOptions.length === 0 → no valid candidates → fact = NULL → AI enrichment fires</w:t>
+            </w:r>
+          </w:p>
+          <w:p>
+            <w:pPr>
+              <w:spacing w:before="0" w:after="0"/>
+            </w:pPr>
+            <w:r>
+              <w:rPr>
+                <w:rFonts w:ascii="Courier New" w:hAnsi="Courier New"/>
+                <w:color w:val="0F172A"/>
+                <w:sz w:val="17"/>
+              </w:rPr>
+              <w:t>// If validOptions.length &gt;= 1 → best valid candidate wins per rule</w:t>
+            </w:r>
+          </w:p>
+        </w:tc>
+      </w:tr>
+    </w:tbl>
+    <w:p>
+      <w:pPr>
+        <w:spacing w:before="0" w:after="160"/>
+      </w:pPr>
+    </w:p>
+    <w:tbl>
+      <w:tblPr>
+        <w:tblW w:type="auto" w:w="0"/>
+        <w:jc w:val="left"/>
+        <w:tblLook w:firstColumn="1" w:firstRow="1" w:lastColumn="0" w:lastRow="0" w:noHBand="0" w:noVBand="1" w:val="04A0"/>
+        <w:tblBorders>
+          <w:top w:val="none"/>
+          <w:left w:val="none"/>
+          <w:bottom w:val="none"/>
+          <w:right w:val="none"/>
+          <w:insideH w:val="none"/>
+          <w:insideV w:val="none"/>
+        </w:tblBorders>
+      </w:tblPr>
+      <w:tblGrid>
+        <w:gridCol w:w="13680"/>
+      </w:tblGrid>
+      <w:tr>
+        <w:tc>
+          <w:tcPr>
+            <w:tcW w:type="dxa" w:w="13680"/>
+            <w:shd w:val="clear" w:color="auto" w:fill="F0FDF4"/>
+            <w:tcBorders>
+              <w:left w:val="single" w:sz="28" w:space="0" w:color="059669"/>
+            </w:tcBorders>
+            <w:tcMar>
+              <w:top w:w="60" w:type="dxa"/>
+              <w:right w:w="120" w:type="dxa"/>
+              <w:bottom w:w="60" w:type="dxa"/>
+              <w:left w:w="160" w:type="dxa"/>
+            </w:tcMar>
+          </w:tcPr>
+          <w:p>
+            <w:pPr>
+              <w:spacing w:before="0" w:after="0"/>
+            </w:pPr>
+            <w:r>
+              <w:rPr>
+                <w:color w:val="065F46"/>
+                <w:sz w:val="20"/>
+              </w:rPr>
+              <w:t>CONCLUSION: OC having the highest confidence does NOT mean OC's null NAICS</w:t>
+              <w:br/>
+              <w:t>blocks ZoomInfo or Equifax from providing NAICS for that field.</w:t>
+              <w:br/>
+              <w:br/>
+              <w:t>OC's null is automatically filtered out of the NAICS candidate list.</w:t>
+              <w:br/>
+              <w:t>ZoomInfo or Equifax then compete on their own confidence scores for that field only.</w:t>
+              <w:br/>
+              <w:br/>
+              <w:t>The user sees OC data for all fields where OC has a valid value,</w:t>
+              <w:br/>
+              <w:t>AND sees ZI/EFX NAICS/MCC where OC has no value — in the same API response.</w:t>
+            </w:r>
+          </w:p>
+        </w:tc>
+      </w:tr>
+    </w:tbl>
+    <w:p>
+      <w:pPr>
+        <w:spacing w:before="0" w:after="140"/>
+      </w:pPr>
+    </w:p>
+    <w:p>
+      <w:pPr>
+        <w:pStyle w:val="Heading2"/>
+        <w:keepNext/>
+        <w:spacing w:before="260" w:after="80"/>
+      </w:pPr>
+      <w:r>
+        <w:rPr>
+          <w:b/>
+          <w:color w:val="1E40AF"/>
+          <w:sz w:val="26"/>
+        </w:rPr>
+        <w:t>Why Then Do 5,349 Businesses Still Get 561499?</w:t>
+      </w:r>
+    </w:p>
+    <w:p>
+      <w:pPr>
+        <w:spacing w:after="100" w:before="0"/>
+      </w:pPr>
+      <w:r>
+        <w:rPr>
+          <w:b w:val="0"/>
+          <w:color w:val="334155"/>
+          <w:sz w:val="21"/>
+        </w:rPr>
+        <w:t>The scenario above (OC high confidence, no NAICS, ZI/EFX provide NAICS) produces a CORRECT result. The 561499 problem is a completely different situation: it is NOT caused by any single vendor missing a NAICS field. It is caused by ALL vendors failing the entity-match step entirely:</w:t>
+      </w:r>
+    </w:p>
+    <w:p>
+      <w:pPr>
+        <w:spacing w:before="0" w:after="80"/>
+      </w:pPr>
+    </w:p>
+    <w:tbl>
+      <w:tblPr>
+        <w:tblStyle w:val="TableGrid"/>
+        <w:tblW w:type="auto" w:w="0"/>
+        <w:jc w:val="left"/>
+        <w:tblLook w:firstColumn="1" w:firstRow="1" w:lastColumn="0" w:lastRow="0" w:noHBand="0" w:noVBand="1" w:val="04A0"/>
+      </w:tblPr>
+      <w:tblGrid>
+        <w:gridCol w:w="4560"/>
+        <w:gridCol w:w="4560"/>
+        <w:gridCol w:w="4560"/>
+      </w:tblGrid>
+      <w:tr>
+        <w:trPr>
+          <w:tblHeader/>
+        </w:trPr>
+        <w:tc>
+          <w:tcPr>
+            <w:tcW w:type="dxa" w:w="5040"/>
+            <w:shd w:val="clear" w:color="auto" w:fill="DBEAFE"/>
+            <w:tcMar>
+              <w:top w:w="60" w:type="dxa"/>
+              <w:right w:w="100" w:type="dxa"/>
+              <w:bottom w:w="60" w:type="dxa"/>
+              <w:left w:w="100" w:type="dxa"/>
+            </w:tcMar>
+          </w:tcPr>
+          <w:p>
+            <w:r>
+              <w:rPr>
+                <w:b/>
+                <w:color w:val="0F172A"/>
+                <w:sz w:val="17"/>
+              </w:rPr>
+              <w:t>Scenario</w:t>
+            </w:r>
+          </w:p>
+        </w:tc>
+        <w:tc>
+          <w:tcPr>
+            <w:tcW w:type="dxa" w:w="4320"/>
+            <w:shd w:val="clear" w:color="auto" w:fill="DBEAFE"/>
+            <w:tcMar>
+              <w:top w:w="60" w:type="dxa"/>
+              <w:right w:w="100" w:type="dxa"/>
+              <w:bottom w:w="60" w:type="dxa"/>
+              <w:left w:w="100" w:type="dxa"/>
+            </w:tcMar>
+          </w:tcPr>
+          <w:p>
+            <w:r>
+              <w:rPr>
+                <w:b/>
+                <w:color w:val="0F172A"/>
+                <w:sz w:val="17"/>
+              </w:rPr>
+              <w:t>What happens to NAICS</w:t>
+            </w:r>
+          </w:p>
+        </w:tc>
+        <w:tc>
+          <w:tcPr>
+            <w:tcW w:type="dxa" w:w="4320"/>
+            <w:shd w:val="clear" w:color="auto" w:fill="DBEAFE"/>
+            <w:tcMar>
+              <w:top w:w="60" w:type="dxa"/>
+              <w:right w:w="100" w:type="dxa"/>
+              <w:bottom w:w="60" w:type="dxa"/>
+              <w:left w:w="100" w:type="dxa"/>
+            </w:tcMar>
+          </w:tcPr>
+          <w:p>
+            <w:r>
+              <w:rPr>
+                <w:b/>
+                <w:color w:val="0F172A"/>
+                <w:sz w:val="17"/>
+              </w:rPr>
+              <w:t>What customer sees</w:t>
+            </w:r>
+          </w:p>
+        </w:tc>
+      </w:tr>
+      <w:tr>
+        <w:tc>
+          <w:tcPr>
+            <w:tcW w:type="dxa" w:w="5040"/>
+            <w:tcMar>
+              <w:top w:w="60" w:type="dxa"/>
+              <w:right w:w="100" w:type="dxa"/>
+              <w:bottom w:w="60" w:type="dxa"/>
+              <w:left w:w="100" w:type="dxa"/>
+            </w:tcMar>
+          </w:tcPr>
+          <w:p>
+            <w:r>
+              <w:rPr>
+                <w:b w:val="0"/>
+                <w:color w:val="334155"/>
+                <w:sz w:val="17"/>
+              </w:rPr>
+              <w:t>OC wins entity match (conf=0.92) but OC has no NAICS field</w:t>
+              <w:br/>
+              <w:t>ZI has lower conf (0.61) and has NAICS="722511"</w:t>
+            </w:r>
+          </w:p>
+        </w:tc>
+        <w:tc>
+          <w:tcPr>
+            <w:tcW w:type="dxa" w:w="4320"/>
+            <w:tcMar>
+              <w:top w:w="60" w:type="dxa"/>
+              <w:right w:w="100" w:type="dxa"/>
+              <w:bottom w:w="60" w:type="dxa"/>
+              <w:left w:w="100" w:type="dxa"/>
+            </w:tcMar>
+          </w:tcPr>
+          <w:p>
+            <w:r>
+              <w:rPr>
+                <w:b w:val="0"/>
+                <w:color w:val="334155"/>
+                <w:sz w:val="17"/>
+              </w:rPr>
+              <w:t>OC excluded from NAICS candidates (null filtered out)</w:t>
+              <w:br/>
+              <w:t>ZI wins NAICS competition independently</w:t>
+              <w:br/>
+              <w:t>NAICS="722511" stored from ZI</w:t>
+            </w:r>
+          </w:p>
+        </w:tc>
+        <w:tc>
+          <w:tcPr>
+            <w:tcW w:type="dxa" w:w="4320"/>
+            <w:tcMar>
+              <w:top w:w="60" w:type="dxa"/>
+              <w:right w:w="100" w:type="dxa"/>
+              <w:bottom w:w="60" w:type="dxa"/>
+              <w:left w:w="100" w:type="dxa"/>
+            </w:tcMar>
+          </w:tcPr>
+          <w:p>
+            <w:r>
+              <w:rPr>
+                <w:b w:val="0"/>
+                <w:color w:val="334155"/>
+                <w:sz w:val="17"/>
+              </w:rPr>
+              <w:t>OC legal name, OC SoS data</w:t>
+              <w:br/>
+              <w:t>+</w:t>
+              <w:br/>
+              <w:t>ZI NAICS/MCC (correct result)</w:t>
+              <w:br/>
+              <w:t>NO 561499</w:t>
+            </w:r>
+          </w:p>
+        </w:tc>
+      </w:tr>
+      <w:tr>
+        <w:tc>
+          <w:tcPr>
+            <w:tcW w:type="dxa" w:w="5040"/>
+            <w:shd w:val="clear" w:color="auto" w:fill="F8FAFF"/>
+            <w:tcMar>
+              <w:top w:w="60" w:type="dxa"/>
+              <w:right w:w="100" w:type="dxa"/>
+              <w:bottom w:w="60" w:type="dxa"/>
+              <w:left w:w="100" w:type="dxa"/>
+            </w:tcMar>
+          </w:tcPr>
+          <w:p>
+            <w:r>
+              <w:rPr>
+                <w:b w:val="0"/>
+                <w:color w:val="334155"/>
+                <w:sz w:val="17"/>
+              </w:rPr>
+              <w:t>OC entity-match score &lt; threshold (e.g. 0.30)</w:t>
+              <w:br/>
+              <w:t>ZI entity-match score &lt; threshold (e.g. 0.28)</w:t>
+              <w:br/>
+              <w:t>EFX entity-match score &lt; threshold (e.g. 0.22)</w:t>
+            </w:r>
+          </w:p>
+        </w:tc>
+        <w:tc>
+          <w:tcPr>
+            <w:tcW w:type="dxa" w:w="4320"/>
+            <w:shd w:val="clear" w:color="auto" w:fill="F8FAFF"/>
+            <w:tcMar>
+              <w:top w:w="60" w:type="dxa"/>
+              <w:right w:w="100" w:type="dxa"/>
+              <w:bottom w:w="60" w:type="dxa"/>
+              <w:left w:w="100" w:type="dxa"/>
+            </w:tcMar>
+          </w:tcPr>
+          <w:p>
+            <w:r>
+              <w:rPr>
+                <w:b w:val="0"/>
+                <w:color w:val="334155"/>
+                <w:sz w:val="17"/>
+              </w:rPr>
+              <w:t>ALL vendors rejected at entity-matching stage</w:t>
+              <w:br/>
+              <w:t>No vendor data used for ANY field</w:t>
+              <w:br/>
+              <w:t>NAICS validOptions = []</w:t>
+              <w:br/>
+              <w:t>AI enrichment fires with only name+address</w:t>
+              <w:br/>
+              <w:t>AI returns 561499 as last resort</w:t>
+            </w:r>
+          </w:p>
+        </w:tc>
+        <w:tc>
+          <w:tcPr>
+            <w:tcW w:type="dxa" w:w="4320"/>
+            <w:shd w:val="clear" w:color="auto" w:fill="F8FAFF"/>
+            <w:tcMar>
+              <w:top w:w="60" w:type="dxa"/>
+              <w:right w:w="100" w:type="dxa"/>
+              <w:bottom w:w="60" w:type="dxa"/>
+              <w:left w:w="100" w:type="dxa"/>
+            </w:tcMar>
+          </w:tcPr>
+          <w:p>
+            <w:r>
+              <w:rPr>
+                <w:b w:val="0"/>
+                <w:color w:val="334155"/>
+                <w:sz w:val="17"/>
+              </w:rPr>
+              <w:t>No vendor data shown</w:t>
+              <w:br/>
+              <w:t>NAICS=561499, MCC=5614</w:t>
+              <w:br/>
+              <w:t>"No Registry Data to Display"</w:t>
+              <w:br/>
+              <w:t>THIS IS THE 5,349 BUSINESSES CASE</w:t>
+            </w:r>
+          </w:p>
+        </w:tc>
+      </w:tr>
+      <w:tr>
+        <w:tc>
+          <w:tcPr>
+            <w:tcW w:type="dxa" w:w="5040"/>
+            <w:tcMar>
+              <w:top w:w="60" w:type="dxa"/>
+              <w:right w:w="100" w:type="dxa"/>
+              <w:bottom w:w="60" w:type="dxa"/>
+              <w:left w:w="100" w:type="dxa"/>
+            </w:tcMar>
+          </w:tcPr>
+          <w:p>
+            <w:r>
+              <w:rPr>
+                <w:b w:val="0"/>
+                <w:color w:val="334155"/>
+                <w:sz w:val="17"/>
+              </w:rPr>
+              <w:t>OC entity-match passes (conf=0.70)</w:t>
+              <w:br/>
+              <w:t>ZI entity-match passes (conf=0.65)</w:t>
+              <w:br/>
+              <w:t>Both OC and ZI have no NAICS in their records</w:t>
+              <w:br/>
+              <w:t>EFX also has no NAICS</w:t>
+            </w:r>
+          </w:p>
+        </w:tc>
+        <w:tc>
+          <w:tcPr>
+            <w:tcW w:type="dxa" w:w="4320"/>
+            <w:tcMar>
+              <w:top w:w="60" w:type="dxa"/>
+              <w:right w:w="100" w:type="dxa"/>
+              <w:bottom w:w="60" w:type="dxa"/>
+              <w:left w:w="100" w:type="dxa"/>
+            </w:tcMar>
+          </w:tcPr>
+          <w:p>
+            <w:r>
+              <w:rPr>
+                <w:b w:val="0"/>
+                <w:color w:val="334155"/>
+                <w:sz w:val="17"/>
+              </w:rPr>
+              <w:t>All vendors pass entity-matching</w:t>
+              <w:br/>
+              <w:t>But all have NULL naics_code in their response</w:t>
+              <w:br/>
+              <w:t>NAICS validOptions = []</w:t>
+              <w:br/>
+              <w:t>AI enrichment fires</w:t>
+              <w:br/>
+              <w:t>AI returns 561499</w:t>
+            </w:r>
+          </w:p>
+        </w:tc>
+        <w:tc>
+          <w:tcPr>
+            <w:tcW w:type="dxa" w:w="4320"/>
+            <w:tcMar>
+              <w:top w:w="60" w:type="dxa"/>
+              <w:right w:w="100" w:type="dxa"/>
+              <w:bottom w:w="60" w:type="dxa"/>
+              <w:left w:w="100" w:type="dxa"/>
+            </w:tcMar>
+          </w:tcPr>
+          <w:p>
+            <w:r>
+              <w:rPr>
+                <w:b w:val="0"/>
+                <w:color w:val="334155"/>
+                <w:sz w:val="17"/>
+              </w:rPr>
+              <w:t>OC + ZI + EFX data shown for other fields</w:t>
+              <w:br/>
+              <w:t>But NAICS=561499, MCC=5614</w:t>
+              <w:br/>
+              <w:t>This is rare — vendors usually have NAICS</w:t>
+              <w:br/>
+              <w:t>when they have a strong entity match</w:t>
+            </w:r>
+          </w:p>
+        </w:tc>
+      </w:tr>
+    </w:tbl>
+    <w:p>
+      <w:pPr>
+        <w:spacing w:before="0" w:after="160"/>
+      </w:pPr>
+    </w:p>
+    <w:tbl>
+      <w:tblPr>
+        <w:tblW w:type="auto" w:w="0"/>
+        <w:jc w:val="left"/>
+        <w:tblLook w:firstColumn="1" w:firstRow="1" w:lastColumn="0" w:lastRow="0" w:noHBand="0" w:noVBand="1" w:val="04A0"/>
+        <w:tblBorders>
+          <w:top w:val="none"/>
+          <w:left w:val="none"/>
+          <w:bottom w:val="none"/>
+          <w:right w:val="none"/>
+          <w:insideH w:val="none"/>
+          <w:insideV w:val="none"/>
+        </w:tblBorders>
+      </w:tblPr>
+      <w:tblGrid>
+        <w:gridCol w:w="13680"/>
+      </w:tblGrid>
+      <w:tr>
+        <w:tc>
+          <w:tcPr>
+            <w:tcW w:type="dxa" w:w="13680"/>
+            <w:shd w:val="clear" w:color="auto" w:fill="FEE2E2"/>
+            <w:tcBorders>
+              <w:left w:val="single" w:sz="28" w:space="0" w:color="DC2626"/>
+            </w:tcBorders>
+            <w:tcMar>
+              <w:top w:w="60" w:type="dxa"/>
+              <w:right w:w="120" w:type="dxa"/>
+              <w:bottom w:w="60" w:type="dxa"/>
+              <w:left w:w="160" w:type="dxa"/>
+            </w:tcMar>
+          </w:tcPr>
+          <w:p>
+            <w:pPr>
+              <w:spacing w:before="0" w:after="0"/>
+            </w:pPr>
+            <w:r>
+              <w:rPr>
+                <w:color w:val="7F1D1D"/>
+                <w:sz w:val="20"/>
+              </w:rPr>
+              <w:t>FOR THE 5,349 BUSINESSES IN THIS REPORT:</w:t>
+              <w:br/>
+              <w:t>The root cause is the SECOND row of the table above — entity matching failure.</w:t>
+              <w:br/>
+              <w:t>ALL vendors (ZI, EFX, OC) scored BELOW the minimum confidence threshold</w:t>
+              <w:br/>
+              <w:t>(match.index &lt; ~25/55, or XGBoost probability &lt; 0.45).</w:t>
+              <w:br/>
+              <w:br/>
+              <w:t>This means the Fact Engine received ZERO vendor data for ANY field for these businesses.</w:t>
+              <w:br/>
+              <w:t>Not just NAICS — all fields. The entity matching step rejected every vendor candidate.</w:t>
+              <w:br/>
+              <w:t>The 5,349 businesses had no vendor data to use for NAICS OR for any other field.</w:t>
+              <w:br/>
+              <w:t>AI enrichment fired as the only remaining option and returned 561499.</w:t>
+            </w:r>
+          </w:p>
+        </w:tc>
+      </w:tr>
+    </w:tbl>
+    <w:p>
+      <w:pPr>
+        <w:spacing w:before="0" w:after="140"/>
+      </w:pPr>
+    </w:p>
+    <w:p>
+      <w:pPr>
+        <w:pStyle w:val="Heading2"/>
+        <w:keepNext/>
+        <w:spacing w:before="260" w:after="80"/>
+      </w:pPr>
+      <w:r>
+        <w:rPr>
+          <w:b/>
+          <w:color w:val="1E40AF"/>
+          <w:sz w:val="26"/>
+        </w:rPr>
+        <w:t>Fact Engine Rule Priority (applies to every field including NAICS)</w:t>
+      </w:r>
+    </w:p>
+    <w:tbl>
+      <w:tblPr>
+        <w:tblW w:type="auto" w:w="0"/>
+        <w:jc w:val="left"/>
+        <w:tblLook w:firstColumn="1" w:firstRow="1" w:lastColumn="0" w:lastRow="0" w:noHBand="0" w:noVBand="1" w:val="04A0"/>
+        <w:tblBorders>
+          <w:top w:val="none"/>
+          <w:left w:val="none"/>
+          <w:bottom w:val="none"/>
+          <w:right w:val="none"/>
+          <w:insideH w:val="none"/>
+          <w:insideV w:val="none"/>
+        </w:tblBorders>
+      </w:tblPr>
+      <w:tblGrid>
+        <w:gridCol w:w="13680"/>
+      </w:tblGrid>
+      <w:tr>
+        <w:tc>
+          <w:tcPr>
+            <w:tcW w:type="dxa" w:w="13680"/>
+            <w:shd w:val="clear" w:color="auto" w:fill="F0F9FF"/>
+            <w:tcBorders>
+              <w:left w:val="single" w:sz="28" w:space="0" w:color="0284C7"/>
+            </w:tcBorders>
+            <w:tcMar>
+              <w:top w:w="80" w:type="dxa"/>
+              <w:right w:w="120" w:type="dxa"/>
+              <w:bottom w:w="80" w:type="dxa"/>
+              <w:left w:w="140" w:type="dxa"/>
+            </w:tcMar>
+          </w:tcPr>
+          <w:p>
+            <w:pPr>
+              <w:spacing w:before="0" w:after="0"/>
+            </w:pPr>
+            <w:r>
+              <w:rPr>
+                <w:rFonts w:ascii="Courier New" w:hAnsi="Courier New"/>
+                <w:color w:val="0F172A"/>
+                <w:sz w:val="17"/>
+              </w:rPr>
+              <w:t>For EVERY field, the Fact Engine applies rules in this order:</w:t>
+            </w:r>
+          </w:p>
+          <w:p>
+            <w:pPr>
+              <w:spacing w:before="0" w:after="0"/>
+            </w:pPr>
+            <w:r>
+              <w:rPr>
+                <w:rFonts w:ascii="Courier New" w:hAnsi="Courier New"/>
+                <w:color w:val="0F172A"/>
+                <w:sz w:val="17"/>
+              </w:rPr>
+            </w:r>
+          </w:p>
+          <w:p>
+            <w:pPr>
+              <w:spacing w:before="0" w:after="0"/>
+            </w:pPr>
+            <w:r>
+              <w:rPr>
+                <w:rFonts w:ascii="Courier New" w:hAnsi="Courier New"/>
+                <w:color w:val="0F172A"/>
+                <w:sz w:val="17"/>
+              </w:rPr>
+              <w:t>1. manualOverride          ALWAYS FIRST — analyst manual value wins everything</w:t>
+            </w:r>
+          </w:p>
+          <w:p>
+            <w:pPr>
+              <w:spacing w:before="0" w:after="0"/>
+            </w:pPr>
+            <w:r>
+              <w:rPr>
+                <w:rFonts w:ascii="Courier New" w:hAnsi="Courier New"/>
+                <w:color w:val="0F172A"/>
+                <w:sz w:val="17"/>
+              </w:rPr>
+              <w:t>2. factWithHighestConfidence — pick vendor with highest confidence among VALID candidates</w:t>
+            </w:r>
+          </w:p>
+          <w:p>
+            <w:pPr>
+              <w:spacing w:before="0" w:after="0"/>
+            </w:pPr>
+            <w:r>
+              <w:rPr>
+                <w:rFonts w:ascii="Courier New" w:hAnsi="Courier New"/>
+                <w:color w:val="0F172A"/>
+                <w:sz w:val="17"/>
+              </w:rPr>
+              <w:t xml:space="preserve">   └─ If confidence difference &lt; 0.05 → use factWithHighestWeight as tiebreaker</w:t>
+            </w:r>
+          </w:p>
+          <w:p>
+            <w:pPr>
+              <w:spacing w:before="0" w:after="0"/>
+            </w:pPr>
+            <w:r>
+              <w:rPr>
+                <w:rFonts w:ascii="Courier New" w:hAnsi="Courier New"/>
+                <w:color w:val="0F172A"/>
+                <w:sz w:val="17"/>
+              </w:rPr>
+              <w:t>3. factWithHighestWeight   — pick vendor with highest weight among VALID candidates</w:t>
+            </w:r>
+          </w:p>
+          <w:p>
+            <w:pPr>
+              <w:spacing w:before="0" w:after="0"/>
+            </w:pPr>
+            <w:r>
+              <w:rPr>
+                <w:rFonts w:ascii="Courier New" w:hAnsi="Courier New"/>
+                <w:color w:val="0F172A"/>
+                <w:sz w:val="17"/>
+              </w:rPr>
+              <w:t xml:space="preserve">   Middesk(2.0) &gt; OC(0.9) &gt; ZI(0.8) = Trulioo(0.8) &gt; EFX(0.7) &gt; AI(0.1)</w:t>
+            </w:r>
+          </w:p>
+          <w:p>
+            <w:pPr>
+              <w:spacing w:before="0" w:after="0"/>
+            </w:pPr>
+            <w:r>
+              <w:rPr>
+                <w:rFonts w:ascii="Courier New" w:hAnsi="Courier New"/>
+                <w:color w:val="0F172A"/>
+                <w:sz w:val="17"/>
+              </w:rPr>
+            </w:r>
+          </w:p>
+          <w:p>
+            <w:pPr>
+              <w:spacing w:before="0" w:after="0"/>
+            </w:pPr>
+            <w:r>
+              <w:rPr>
+                <w:rFonts w:ascii="Courier New" w:hAnsi="Courier New"/>
+                <w:color w:val="0F172A"/>
+                <w:sz w:val="17"/>
+              </w:rPr>
+              <w:t>KEY: Steps 2 and 3 only operate on VALID candidates.</w:t>
+            </w:r>
+          </w:p>
+          <w:p>
+            <w:pPr>
+              <w:spacing w:before="0" w:after="0"/>
+            </w:pPr>
+            <w:r>
+              <w:rPr>
+                <w:rFonts w:ascii="Courier New" w:hAnsi="Courier New"/>
+                <w:color w:val="0F172A"/>
+                <w:sz w:val="17"/>
+              </w:rPr>
+              <w:t>A vendor with null/empty value for a field is excluded BEFORE any rule runs.</w:t>
+            </w:r>
+          </w:p>
+          <w:p>
+            <w:pPr>
+              <w:spacing w:before="0" w:after="0"/>
+            </w:pPr>
+            <w:r>
+              <w:rPr>
+                <w:rFonts w:ascii="Courier New" w:hAnsi="Courier New"/>
+                <w:color w:val="0F172A"/>
+                <w:sz w:val="17"/>
+              </w:rPr>
+              <w:t>A vendor's confidence and weight only matter if it actually has a value to contribute.</w:t>
+            </w:r>
+          </w:p>
+          <w:p>
+            <w:pPr>
+              <w:spacing w:before="0" w:after="0"/>
+            </w:pPr>
+            <w:r>
+              <w:rPr>
+                <w:rFonts w:ascii="Courier New" w:hAnsi="Courier New"/>
+                <w:color w:val="0F172A"/>
+                <w:sz w:val="17"/>
+              </w:rPr>
+            </w:r>
+          </w:p>
+          <w:p>
+            <w:pPr>
+              <w:spacing w:before="0" w:after="0"/>
+            </w:pPr>
+            <w:r>
+              <w:rPr>
+                <w:rFonts w:ascii="Courier New" w:hAnsi="Courier New"/>
+                <w:color w:val="0F172A"/>
+                <w:sz w:val="17"/>
+              </w:rPr>
+              <w:t>For combineFacts fields (names, addresses, people, watchlists):</w:t>
+            </w:r>
+          </w:p>
+          <w:p>
+            <w:pPr>
+              <w:spacing w:before="0" w:after="0"/>
+            </w:pPr>
+            <w:r>
+              <w:rPr>
+                <w:rFonts w:ascii="Courier New" w:hAnsi="Courier New"/>
+                <w:color w:val="0F172A"/>
+                <w:sz w:val="17"/>
+              </w:rPr>
+              <w:t xml:space="preserve">   ALL valid values from ALL vendors are merged into a single array.</w:t>
+            </w:r>
+          </w:p>
+          <w:p>
+            <w:pPr>
+              <w:spacing w:before="0" w:after="0"/>
+            </w:pPr>
+            <w:r>
+              <w:rPr>
+                <w:rFonts w:ascii="Courier New" w:hAnsi="Courier New"/>
+                <w:color w:val="0F172A"/>
+                <w:sz w:val="17"/>
+              </w:rPr>
+              <w:t xml:space="preserve">   No competition — every valid value is included.</w:t>
+            </w:r>
+          </w:p>
+        </w:tc>
+      </w:tr>
+    </w:tbl>
+    <w:p>
+      <w:pPr>
+        <w:spacing w:before="0" w:after="160"/>
+      </w:pPr>
+    </w:p>
+    <w:p>
+      <w:r>
+        <w:br w:type="page"/>
+      </w:r>
+    </w:p>
+    <w:p>
+      <w:pPr>
+        <w:pStyle w:val="Heading1"/>
+        <w:keepNext/>
+        <w:spacing w:before="320" w:after="120"/>
+      </w:pPr>
+      <w:r>
+        <w:rPr>
+          <w:b/>
+          <w:color w:val="5B21B6"/>
+          <w:sz w:val="36"/>
+        </w:rPr>
+        <w:t>Section 4 — Step 2: Fallback Diagnosis Summary (Real Data)</w:t>
       </w:r>
     </w:p>
     <w:p>
@@ -4040,7 +5766,7 @@
           <w:color w:val="5B21B6"/>
           <w:sz w:val="36"/>
         </w:rPr>
-        <w:t>Section 4 — Step 3: Root-Cause Scenario Distribution</w:t>
+        <w:t>Section 5 — Step 3: Root-Cause Scenario Distribution</w:t>
       </w:r>
     </w:p>
     <w:p>
@@ -5143,7 +6869,7 @@
           <w:color w:val="5B21B6"/>
           <w:sz w:val="36"/>
         </w:rPr>
-        <w:t>Section 5 — Step 4: Vendor Signal Availability Analysis</w:t>
+        <w:t>Section 6 — Step 4: Vendor Signal Availability Analysis</w:t>
       </w:r>
     </w:p>
     <w:p>
@@ -5334,7 +7060,7 @@
           <w:color w:val="5B21B6"/>
           <w:sz w:val="36"/>
         </w:rPr>
-        <w:t>Section 6 — Step 5: AI Enrichment (GPT-5-mini) Behaviour</w:t>
+        <w:t>Section 7 — Step 5: AI Enrichment (GPT-5-mini) Behaviour</w:t>
       </w:r>
     </w:p>
     <w:tbl>
@@ -6480,7 +8206,7 @@
           <w:color w:val="5B21B6"/>
           <w:sz w:val="36"/>
         </w:rPr>
-        <w:t>Section 7 — Step 6: Example Businesses per Scenario (Real Row-Level Data)</w:t>
+        <w:t>Section 8 — Step 6: Example Businesses per Scenario (Real Row-Level Data)</w:t>
       </w:r>
     </w:p>
     <w:p>
@@ -7571,7 +9297,7 @@
           <w:color w:val="5B21B6"/>
           <w:sz w:val="36"/>
         </w:rPr>
-        <w:t>Section 8 — Step 7: Confirmed System Gaps (G1-G6)</w:t>
+        <w:t>Section 9 — Step 7: Confirmed System Gaps (G1-G6)</w:t>
       </w:r>
     </w:p>
     <w:p>
@@ -9250,7 +10976,7 @@
           <w:color w:val="5B21B6"/>
           <w:sz w:val="36"/>
         </w:rPr>
-        <w:t>Section 9 — Step 7: Recovery Potential by Category</w:t>
+        <w:t>Section 10 — Step 7: Recovery Potential by Category</w:t>
       </w:r>
     </w:p>
     <w:p>
@@ -10302,7 +12028,7 @@
           <w:color w:val="5B21B6"/>
           <w:sz w:val="36"/>
         </w:rPr>
-        <w:t>Section 10 — Step 8: Current Pipeline — How 561499 Is Produced</w:t>
+        <w:t>Section 11 — Step 8: Current Pipeline — How 561499 Is Produced</w:t>
       </w:r>
     </w:p>
     <w:p>
@@ -12035,7 +13761,7 @@
           <w:color w:val="5B21B6"/>
           <w:sz w:val="36"/>
         </w:rPr>
-        <w:t>Section 11 — Prioritised Fix Roadmap</w:t>
+        <w:t>Section 12 — Prioritised Fix Roadmap</w:t>
       </w:r>
     </w:p>
     <w:tbl>
@@ -13039,7 +14765,7 @@
           <w:color w:val="5B21B6"/>
           <w:sz w:val="36"/>
         </w:rPr>
-        <w:t>Section 12 — Implementation Plan</w:t>
+        <w:t>Section 13 — Implementation Plan</w:t>
       </w:r>
     </w:p>
     <w:p>
@@ -14449,7 +16175,7 @@
           <w:color w:val="5B21B6"/>
           <w:sz w:val="36"/>
         </w:rPr>
-        <w:t>Section 13 — Conclusions</w:t>
+        <w:t>Section 14 — Conclusions</w:t>
       </w:r>
     </w:p>
     <w:tbl>

--- a/AI-Powered-NAICS-Industry-Classification-Agent/naics_mcc_classifier/NAICS_MCC_Fallback_Root_Cause_Report.docx
+++ b/AI-Powered-NAICS-Industry-Classification-Agent/naics_mcc_classifier/NAICS_MCC_Fallback_Root_Cause_Report.docx
@@ -3342,7 +3342,7 @@
                 <w:color w:val="0F172A"/>
                 <w:sz w:val="17"/>
               </w:rPr>
-              <w:t>//   undefined, null, "", [], {}</w:t>
+              <w:t>//   undefined, null, "", [], {}  (an empty/missing vendor field)</w:t>
             </w:r>
           </w:p>
           <w:p>
@@ -3355,7 +3355,6 @@
                 <w:color w:val="0F172A"/>
                 <w:sz w:val="17"/>
               </w:rPr>
-              <w:t>//   (an empty/missing vendor field)</w:t>
             </w:r>
           </w:p>
           <w:p>
@@ -3368,6 +3367,7 @@
                 <w:color w:val="0F172A"/>
                 <w:sz w:val="17"/>
               </w:rPr>
+              <w:t>// isValidFactValue() returns TRUE for:</w:t>
             </w:r>
           </w:p>
           <w:p>
@@ -3380,7 +3380,7 @@
                 <w:color w:val="0F172A"/>
                 <w:sz w:val="17"/>
               </w:rPr>
-              <w:t>// isValidFactValue() returns TRUE for:</w:t>
+              <w:t>//   any non-empty string, number, array with items, object with keys</w:t>
             </w:r>
           </w:p>
           <w:p>
@@ -3393,7 +3393,7 @@
                 <w:color w:val="0F172A"/>
                 <w:sz w:val="17"/>
               </w:rPr>
-              <w:t>//   any non-empty string, number, array with items, object with keys</w:t>
+              <w:t>//   including false and 0 (those are valid values)</w:t>
             </w:r>
           </w:p>
           <w:p>
@@ -3406,7 +3406,6 @@
                 <w:color w:val="0F172A"/>
                 <w:sz w:val="17"/>
               </w:rPr>
-              <w:t>//   including false and 0 (those are valid values)</w:t>
             </w:r>
           </w:p>
           <w:p>
@@ -3419,6 +3418,7 @@
                 <w:color w:val="0F172A"/>
                 <w:sz w:val="17"/>
               </w:rPr>
+              <w:t>// After filtering:</w:t>
             </w:r>
           </w:p>
           <w:p>
@@ -3431,7 +3431,7 @@
                 <w:color w:val="0F172A"/>
                 <w:sz w:val="17"/>
               </w:rPr>
-              <w:t>// After filtering:</w:t>
+              <w:t>// If validOptions.length === 0 → no valid candidates → fact = NULL → AI enrichment fires</w:t>
             </w:r>
           </w:p>
           <w:p>
@@ -3444,20 +3444,1067 @@
                 <w:color w:val="0F172A"/>
                 <w:sz w:val="17"/>
               </w:rPr>
-              <w:t>// If validOptions.length === 0 → no valid candidates → fact = NULL → AI enrichment fires</w:t>
-            </w:r>
-          </w:p>
+              <w:t>// If validOptions.length &gt;= 1 → best valid candidate wins per rule</w:t>
+            </w:r>
+          </w:p>
+        </w:tc>
+      </w:tr>
+    </w:tbl>
+    <w:p>
+      <w:pPr>
+        <w:spacing w:before="0" w:after="160"/>
+      </w:pPr>
+    </w:p>
+    <w:p>
+      <w:pPr>
+        <w:pStyle w:val="Heading2"/>
+        <w:keepNext/>
+        <w:spacing w:before="260" w:after="80"/>
+      </w:pPr>
+      <w:r>
+        <w:rPr>
+          <w:b/>
+          <w:color w:val="1E40AF"/>
+          <w:sz w:val="26"/>
+        </w:rPr>
+        <w:t>IMPORTANT: The 6 Winner Selection Rules for naics_code (Pipeline A)</w:t>
+      </w:r>
+    </w:p>
+    <w:p>
+      <w:pPr>
+        <w:spacing w:after="100" w:before="0"/>
+      </w:pPr>
+      <w:r>
+        <w:rPr>
+          <w:b w:val="0"/>
+          <w:color w:val="334155"/>
+          <w:sz w:val="21"/>
+        </w:rPr>
+        <w:t>The following six rules govern exactly how the winning NAICS code is selected in Pipeline A. These are confirmed from the integration-service source code (factEngine.ts, rules.ts, aiNaicsEnrichment.ts, businessDetails/index.ts).</w:t>
+      </w:r>
+    </w:p>
+    <w:p>
+      <w:pPr>
+        <w:spacing w:before="0" w:after="80"/>
+      </w:pPr>
+    </w:p>
+    <w:tbl>
+      <w:tblPr>
+        <w:tblStyle w:val="TableGrid"/>
+        <w:tblW w:type="auto" w:w="0"/>
+        <w:jc w:val="left"/>
+        <w:tblLook w:firstColumn="1" w:firstRow="1" w:lastColumn="0" w:lastRow="0" w:noHBand="0" w:noVBand="1" w:val="04A0"/>
+      </w:tblPr>
+      <w:tblGrid>
+        <w:gridCol w:w="3420"/>
+        <w:gridCol w:w="3420"/>
+        <w:gridCol w:w="3420"/>
+        <w:gridCol w:w="3420"/>
+      </w:tblGrid>
+      <w:tr>
+        <w:trPr>
+          <w:tblHeader/>
+        </w:trPr>
+        <w:tc>
+          <w:tcPr>
+            <w:tcW w:type="dxa" w:w="576"/>
+            <w:shd w:val="clear" w:color="auto" w:fill="DBEAFE"/>
+            <w:tcMar>
+              <w:top w:w="60" w:type="dxa"/>
+              <w:right w:w="100" w:type="dxa"/>
+              <w:bottom w:w="60" w:type="dxa"/>
+              <w:left w:w="100" w:type="dxa"/>
+            </w:tcMar>
+          </w:tcPr>
+          <w:p>
+            <w:r>
+              <w:rPr>
+                <w:b/>
+                <w:color w:val="0F172A"/>
+                <w:sz w:val="17"/>
+              </w:rPr>
+              <w:t>Rule</w:t>
+            </w:r>
+          </w:p>
+        </w:tc>
+        <w:tc>
+          <w:tcPr>
+            <w:tcW w:type="dxa" w:w="3312"/>
+            <w:shd w:val="clear" w:color="auto" w:fill="DBEAFE"/>
+            <w:tcMar>
+              <w:top w:w="60" w:type="dxa"/>
+              <w:right w:w="100" w:type="dxa"/>
+              <w:bottom w:w="60" w:type="dxa"/>
+              <w:left w:w="100" w:type="dxa"/>
+            </w:tcMar>
+          </w:tcPr>
+          <w:p>
+            <w:r>
+              <w:rPr>
+                <w:b/>
+                <w:color w:val="0F172A"/>
+                <w:sz w:val="17"/>
+              </w:rPr>
+              <w:t>Name</w:t>
+            </w:r>
+          </w:p>
+        </w:tc>
+        <w:tc>
+          <w:tcPr>
+            <w:tcW w:type="dxa" w:w="7200"/>
+            <w:shd w:val="clear" w:color="auto" w:fill="DBEAFE"/>
+            <w:tcMar>
+              <w:top w:w="60" w:type="dxa"/>
+              <w:right w:w="100" w:type="dxa"/>
+              <w:bottom w:w="60" w:type="dxa"/>
+              <w:left w:w="100" w:type="dxa"/>
+            </w:tcMar>
+          </w:tcPr>
+          <w:p>
+            <w:r>
+              <w:rPr>
+                <w:b/>
+                <w:color w:val="0F172A"/>
+                <w:sz w:val="17"/>
+              </w:rPr>
+              <w:t>Description</w:t>
+            </w:r>
+          </w:p>
+        </w:tc>
+        <w:tc>
+          <w:tcPr>
+            <w:tcW w:type="dxa" w:w="2592"/>
+            <w:shd w:val="clear" w:color="auto" w:fill="DBEAFE"/>
+            <w:tcMar>
+              <w:top w:w="60" w:type="dxa"/>
+              <w:right w:w="100" w:type="dxa"/>
+              <w:bottom w:w="60" w:type="dxa"/>
+              <w:left w:w="100" w:type="dxa"/>
+            </w:tcMar>
+          </w:tcPr>
+          <w:p>
+            <w:r>
+              <w:rPr>
+                <w:b/>
+                <w:color w:val="0F172A"/>
+                <w:sz w:val="17"/>
+              </w:rPr>
+              <w:t>Source file</w:t>
+            </w:r>
+          </w:p>
+        </w:tc>
+      </w:tr>
+      <w:tr>
+        <w:tc>
+          <w:tcPr>
+            <w:tcW w:type="dxa" w:w="576"/>
+            <w:tcMar>
+              <w:top w:w="60" w:type="dxa"/>
+              <w:right w:w="100" w:type="dxa"/>
+              <w:bottom w:w="60" w:type="dxa"/>
+              <w:left w:w="100" w:type="dxa"/>
+            </w:tcMar>
+          </w:tcPr>
+          <w:p>
+            <w:r>
+              <w:rPr>
+                <w:b w:val="0"/>
+                <w:color w:val="334155"/>
+                <w:sz w:val="17"/>
+              </w:rPr>
+              <w:t>1</w:t>
+            </w:r>
+          </w:p>
+        </w:tc>
+        <w:tc>
+          <w:tcPr>
+            <w:tcW w:type="dxa" w:w="3312"/>
+            <w:tcMar>
+              <w:top w:w="60" w:type="dxa"/>
+              <w:right w:w="100" w:type="dxa"/>
+              <w:bottom w:w="60" w:type="dxa"/>
+              <w:left w:w="100" w:type="dxa"/>
+            </w:tcMar>
+          </w:tcPr>
+          <w:p>
+            <w:r>
+              <w:rPr>
+                <w:b w:val="0"/>
+                <w:color w:val="334155"/>
+                <w:sz w:val="17"/>
+              </w:rPr>
+              <w:t>factWithHighestConfidence()</w:t>
+            </w:r>
+          </w:p>
+        </w:tc>
+        <w:tc>
+          <w:tcPr>
+            <w:tcW w:type="dxa" w:w="7200"/>
+            <w:tcMar>
+              <w:top w:w="60" w:type="dxa"/>
+              <w:right w:w="100" w:type="dxa"/>
+              <w:bottom w:w="60" w:type="dxa"/>
+              <w:left w:w="100" w:type="dxa"/>
+            </w:tcMar>
+          </w:tcPr>
+          <w:p>
+            <w:r>
+              <w:rPr>
+                <w:b w:val="0"/>
+                <w:color w:val="334155"/>
+                <w:sz w:val="17"/>
+              </w:rPr>
+              <w:t>Sort all valid sources by confidence score. Highest wins outright if the gap between the top two is &gt; 5% (WEIGHT_THRESHOLD = 0.05). Confidence = XGBoost entity-match score (match.index / 55) for ZI/EFX/OC. Middesk: task-based score. AI: self-reported HIGH/MED/LOW.</w:t>
+            </w:r>
+          </w:p>
+        </w:tc>
+        <w:tc>
+          <w:tcPr>
+            <w:tcW w:type="dxa" w:w="2592"/>
+            <w:tcMar>
+              <w:top w:w="60" w:type="dxa"/>
+              <w:right w:w="100" w:type="dxa"/>
+              <w:bottom w:w="60" w:type="dxa"/>
+              <w:left w:w="100" w:type="dxa"/>
+            </w:tcMar>
+          </w:tcPr>
+          <w:p>
+            <w:r>
+              <w:rPr>
+                <w:b w:val="0"/>
+                <w:color w:val="334155"/>
+                <w:sz w:val="17"/>
+              </w:rPr>
+              <w:t>rules.ts: factWithHighestConfidence</w:t>
+            </w:r>
+          </w:p>
+        </w:tc>
+      </w:tr>
+      <w:tr>
+        <w:tc>
+          <w:tcPr>
+            <w:tcW w:type="dxa" w:w="576"/>
+            <w:shd w:val="clear" w:color="auto" w:fill="F8FAFF"/>
+            <w:tcMar>
+              <w:top w:w="60" w:type="dxa"/>
+              <w:right w:w="100" w:type="dxa"/>
+              <w:bottom w:w="60" w:type="dxa"/>
+              <w:left w:w="100" w:type="dxa"/>
+            </w:tcMar>
+          </w:tcPr>
+          <w:p>
+            <w:r>
+              <w:rPr>
+                <w:b w:val="0"/>
+                <w:color w:val="334155"/>
+                <w:sz w:val="17"/>
+              </w:rPr>
+              <w:t>2</w:t>
+            </w:r>
+          </w:p>
+        </w:tc>
+        <w:tc>
+          <w:tcPr>
+            <w:tcW w:type="dxa" w:w="3312"/>
+            <w:shd w:val="clear" w:color="auto" w:fill="F8FAFF"/>
+            <w:tcMar>
+              <w:top w:w="60" w:type="dxa"/>
+              <w:right w:w="100" w:type="dxa"/>
+              <w:bottom w:w="60" w:type="dxa"/>
+              <w:left w:w="100" w:type="dxa"/>
+            </w:tcMar>
+          </w:tcPr>
+          <w:p>
+            <w:r>
+              <w:rPr>
+                <w:b w:val="0"/>
+                <w:color w:val="334155"/>
+                <w:sz w:val="17"/>
+              </w:rPr>
+              <w:t>weightedFactSelector() [tie-break]</w:t>
+            </w:r>
+          </w:p>
+        </w:tc>
+        <w:tc>
+          <w:tcPr>
+            <w:tcW w:type="dxa" w:w="7200"/>
+            <w:shd w:val="clear" w:color="auto" w:fill="F8FAFF"/>
+            <w:tcMar>
+              <w:top w:w="60" w:type="dxa"/>
+              <w:right w:w="100" w:type="dxa"/>
+              <w:bottom w:w="60" w:type="dxa"/>
+              <w:left w:w="100" w:type="dxa"/>
+            </w:tcMar>
+          </w:tcPr>
+          <w:p>
+            <w:r>
+              <w:rPr>
+                <w:b w:val="0"/>
+                <w:color w:val="334155"/>
+                <w:sz w:val="17"/>
+              </w:rPr>
+              <w:t>If top two sources have confidence within 5% of each other, break the tie using source weight: Middesk(2.0) &gt; OC(0.9) &gt; ZI(0.8) = Trulioo(0.8) &gt; EFX(0.7) &gt; SERP(0.3) &gt; AI(0.1).</w:t>
+            </w:r>
+          </w:p>
+        </w:tc>
+        <w:tc>
+          <w:tcPr>
+            <w:tcW w:type="dxa" w:w="2592"/>
+            <w:shd w:val="clear" w:color="auto" w:fill="F8FAFF"/>
+            <w:tcMar>
+              <w:top w:w="60" w:type="dxa"/>
+              <w:right w:w="100" w:type="dxa"/>
+              <w:bottom w:w="60" w:type="dxa"/>
+              <w:left w:w="100" w:type="dxa"/>
+            </w:tcMar>
+          </w:tcPr>
+          <w:p>
+            <w:r>
+              <w:rPr>
+                <w:b w:val="0"/>
+                <w:color w:val="334155"/>
+                <w:sz w:val="17"/>
+              </w:rPr>
+              <w:t>rules.ts: weightedFactSelector</w:t>
+            </w:r>
+          </w:p>
+        </w:tc>
+      </w:tr>
+      <w:tr>
+        <w:tc>
+          <w:tcPr>
+            <w:tcW w:type="dxa" w:w="576"/>
+            <w:tcMar>
+              <w:top w:w="60" w:type="dxa"/>
+              <w:right w:w="100" w:type="dxa"/>
+              <w:bottom w:w="60" w:type="dxa"/>
+              <w:left w:w="100" w:type="dxa"/>
+            </w:tcMar>
+          </w:tcPr>
+          <w:p>
+            <w:r>
+              <w:rPr>
+                <w:b w:val="0"/>
+                <w:color w:val="334155"/>
+                <w:sz w:val="17"/>
+              </w:rPr>
+              <w:t>3</w:t>
+            </w:r>
+          </w:p>
+        </w:tc>
+        <w:tc>
+          <w:tcPr>
+            <w:tcW w:type="dxa" w:w="3312"/>
+            <w:tcMar>
+              <w:top w:w="60" w:type="dxa"/>
+              <w:right w:w="100" w:type="dxa"/>
+              <w:bottom w:w="60" w:type="dxa"/>
+              <w:left w:w="100" w:type="dxa"/>
+            </w:tcMar>
+          </w:tcPr>
+          <w:p>
+            <w:r>
+              <w:rPr>
+                <w:b w:val="0"/>
+                <w:color w:val="334155"/>
+                <w:sz w:val="17"/>
+              </w:rPr>
+              <w:t>manualOverride() [ALWAYS WINS]</w:t>
+            </w:r>
+          </w:p>
+        </w:tc>
+        <w:tc>
+          <w:tcPr>
+            <w:tcW w:type="dxa" w:w="7200"/>
+            <w:tcMar>
+              <w:top w:w="60" w:type="dxa"/>
+              <w:right w:w="100" w:type="dxa"/>
+              <w:bottom w:w="60" w:type="dxa"/>
+              <w:left w:w="100" w:type="dxa"/>
+            </w:tcMar>
+          </w:tcPr>
+          <w:p>
+            <w:r>
+              <w:rPr>
+                <w:b w:val="0"/>
+                <w:color w:val="334155"/>
+                <w:sz w:val="17"/>
+              </w:rPr>
+              <w:t>If a Worth analyst has manually set a NAICS code via PATCH /facts/.../override/{factName}, it is prepended as the FIRST rule before any other evaluation. Manual values stored in override field of the fact. Beat any model or AI result.</w:t>
+            </w:r>
+          </w:p>
+        </w:tc>
+        <w:tc>
+          <w:tcPr>
+            <w:tcW w:type="dxa" w:w="2592"/>
+            <w:tcMar>
+              <w:top w:w="60" w:type="dxa"/>
+              <w:right w:w="100" w:type="dxa"/>
+              <w:bottom w:w="60" w:type="dxa"/>
+              <w:left w:w="100" w:type="dxa"/>
+            </w:tcMar>
+          </w:tcPr>
+          <w:p>
+            <w:r>
+              <w:rPr>
+                <w:b w:val="0"/>
+                <w:color w:val="334155"/>
+                <w:sz w:val="17"/>
+              </w:rPr>
+              <w:t>rules.ts: manualOverride</w:t>
+            </w:r>
+          </w:p>
+        </w:tc>
+      </w:tr>
+      <w:tr>
+        <w:tc>
+          <w:tcPr>
+            <w:tcW w:type="dxa" w:w="576"/>
+            <w:shd w:val="clear" w:color="auto" w:fill="F8FAFF"/>
+            <w:tcMar>
+              <w:top w:w="60" w:type="dxa"/>
+              <w:right w:w="100" w:type="dxa"/>
+              <w:bottom w:w="60" w:type="dxa"/>
+              <w:left w:w="100" w:type="dxa"/>
+            </w:tcMar>
+          </w:tcPr>
+          <w:p>
+            <w:r>
+              <w:rPr>
+                <w:b w:val="0"/>
+                <w:color w:val="334155"/>
+                <w:sz w:val="17"/>
+              </w:rPr>
+              <w:t>4</w:t>
+            </w:r>
+          </w:p>
+        </w:tc>
+        <w:tc>
+          <w:tcPr>
+            <w:tcW w:type="dxa" w:w="3312"/>
+            <w:shd w:val="clear" w:color="auto" w:fill="F8FAFF"/>
+            <w:tcMar>
+              <w:top w:w="60" w:type="dxa"/>
+              <w:right w:w="100" w:type="dxa"/>
+              <w:bottom w:w="60" w:type="dxa"/>
+              <w:left w:w="100" w:type="dxa"/>
+            </w:tcMar>
+          </w:tcPr>
+          <w:p>
+            <w:r>
+              <w:rPr>
+                <w:b/>
+                <w:color w:val="991B1B"/>
+                <w:sz w:val="17"/>
+              </w:rPr>
+              <w:t>NO minimum confidence cutoff</w:t>
+            </w:r>
+          </w:p>
+        </w:tc>
+        <w:tc>
+          <w:tcPr>
+            <w:tcW w:type="dxa" w:w="7200"/>
+            <w:shd w:val="clear" w:color="auto" w:fill="F8FAFF"/>
+            <w:tcMar>
+              <w:top w:w="60" w:type="dxa"/>
+              <w:right w:w="100" w:type="dxa"/>
+              <w:bottom w:w="60" w:type="dxa"/>
+              <w:left w:w="100" w:type="dxa"/>
+            </w:tcMar>
+          </w:tcPr>
+          <w:p>
+            <w:r>
+              <w:rPr>
+                <w:b w:val="0"/>
+                <w:color w:val="334155"/>
+                <w:sz w:val="17"/>
+              </w:rPr>
+              <w:t>CRITICAL: There is NO "confidence must be &gt;= X" rule for displaying NAICS. If only one source returned a code at confidence 0.05 — it wins. Low confidence IS visible in the API response (source.confidence field). Worth never drops a NAICS code for being "too uncertain."</w:t>
+            </w:r>
+          </w:p>
+        </w:tc>
+        <w:tc>
+          <w:tcPr>
+            <w:tcW w:type="dxa" w:w="2592"/>
+            <w:shd w:val="clear" w:color="auto" w:fill="F8FAFF"/>
+            <w:tcMar>
+              <w:top w:w="60" w:type="dxa"/>
+              <w:right w:w="100" w:type="dxa"/>
+              <w:bottom w:w="60" w:type="dxa"/>
+              <w:left w:w="100" w:type="dxa"/>
+            </w:tcMar>
+          </w:tcPr>
+          <w:p>
+            <w:r>
+              <w:rPr>
+                <w:b w:val="0"/>
+                <w:color w:val="334155"/>
+                <w:sz w:val="17"/>
+              </w:rPr>
+              <w:t>Confirmed by absence of cutoff in factEngine.ts and rules.ts</w:t>
+            </w:r>
+          </w:p>
+        </w:tc>
+      </w:tr>
+      <w:tr>
+        <w:tc>
+          <w:tcPr>
+            <w:tcW w:type="dxa" w:w="576"/>
+            <w:tcMar>
+              <w:top w:w="60" w:type="dxa"/>
+              <w:right w:w="100" w:type="dxa"/>
+              <w:bottom w:w="60" w:type="dxa"/>
+              <w:left w:w="100" w:type="dxa"/>
+            </w:tcMar>
+          </w:tcPr>
+          <w:p>
+            <w:r>
+              <w:rPr>
+                <w:b w:val="0"/>
+                <w:color w:val="334155"/>
+                <w:sz w:val="17"/>
+              </w:rPr>
+              <w:t>5</w:t>
+            </w:r>
+          </w:p>
+        </w:tc>
+        <w:tc>
+          <w:tcPr>
+            <w:tcW w:type="dxa" w:w="3312"/>
+            <w:tcMar>
+              <w:top w:w="60" w:type="dxa"/>
+              <w:right w:w="100" w:type="dxa"/>
+              <w:bottom w:w="60" w:type="dxa"/>
+              <w:left w:w="100" w:type="dxa"/>
+            </w:tcMar>
+          </w:tcPr>
+          <w:p>
+            <w:r>
+              <w:rPr>
+                <w:b w:val="0"/>
+                <w:color w:val="334155"/>
+                <w:sz w:val="17"/>
+              </w:rPr>
+              <w:t>AI safety net</w:t>
+            </w:r>
+          </w:p>
+        </w:tc>
+        <w:tc>
+          <w:tcPr>
+            <w:tcW w:type="dxa" w:w="7200"/>
+            <w:tcMar>
+              <w:top w:w="60" w:type="dxa"/>
+              <w:right w:w="100" w:type="dxa"/>
+              <w:bottom w:w="60" w:type="dxa"/>
+              <w:left w:w="100" w:type="dxa"/>
+            </w:tcMar>
+          </w:tcPr>
+          <w:p>
+            <w:r>
+              <w:rPr>
+                <w:b w:val="0"/>
+                <w:color w:val="334155"/>
+                <w:sz w:val="17"/>
+              </w:rPr>
+              <w:t>AI enrichment (GPT-5-mini, platform_id=31, weight=0.1) triggers when fewer than minimumSources=1 non-AI sources returned a naics_code AND total sources &lt; maximumSources=3. Weight=0.1 so AI rarely wins unless vendors found nothing.</w:t>
+            </w:r>
+          </w:p>
+        </w:tc>
+        <w:tc>
+          <w:tcPr>
+            <w:tcW w:type="dxa" w:w="2592"/>
+            <w:tcMar>
+              <w:top w:w="60" w:type="dxa"/>
+              <w:right w:w="100" w:type="dxa"/>
+              <w:bottom w:w="60" w:type="dxa"/>
+              <w:left w:w="100" w:type="dxa"/>
+            </w:tcMar>
+          </w:tcPr>
+          <w:p>
+            <w:r>
+              <w:rPr>
+                <w:b w:val="0"/>
+                <w:color w:val="334155"/>
+                <w:sz w:val="17"/>
+              </w:rPr>
+              <w:t>aiNaicsEnrichment.ts: DEPENDENT_FACTS config</w:t>
+            </w:r>
+          </w:p>
+        </w:tc>
+      </w:tr>
+      <w:tr>
+        <w:tc>
+          <w:tcPr>
+            <w:tcW w:type="dxa" w:w="576"/>
+            <w:shd w:val="clear" w:color="auto" w:fill="F8FAFF"/>
+            <w:tcMar>
+              <w:top w:w="60" w:type="dxa"/>
+              <w:right w:w="100" w:type="dxa"/>
+              <w:bottom w:w="60" w:type="dxa"/>
+              <w:left w:w="100" w:type="dxa"/>
+            </w:tcMar>
+          </w:tcPr>
+          <w:p>
+            <w:r>
+              <w:rPr>
+                <w:b w:val="0"/>
+                <w:color w:val="334155"/>
+                <w:sz w:val="17"/>
+              </w:rPr>
+              <w:t>6</w:t>
+            </w:r>
+          </w:p>
+        </w:tc>
+        <w:tc>
+          <w:tcPr>
+            <w:tcW w:type="dxa" w:w="3312"/>
+            <w:shd w:val="clear" w:color="auto" w:fill="F8FAFF"/>
+            <w:tcMar>
+              <w:top w:w="60" w:type="dxa"/>
+              <w:right w:w="100" w:type="dxa"/>
+              <w:bottom w:w="60" w:type="dxa"/>
+              <w:left w:w="100" w:type="dxa"/>
+            </w:tcMar>
+          </w:tcPr>
+          <w:p>
+            <w:r>
+              <w:rPr>
+                <w:b w:val="0"/>
+                <w:color w:val="334155"/>
+                <w:sz w:val="17"/>
+              </w:rPr>
+              <w:t>Last resort: "561499"</w:t>
+            </w:r>
+          </w:p>
+        </w:tc>
+        <w:tc>
+          <w:tcPr>
+            <w:tcW w:type="dxa" w:w="7200"/>
+            <w:shd w:val="clear" w:color="auto" w:fill="F8FAFF"/>
+            <w:tcMar>
+              <w:top w:w="60" w:type="dxa"/>
+              <w:right w:w="100" w:type="dxa"/>
+              <w:bottom w:w="60" w:type="dxa"/>
+              <w:left w:w="100" w:type="dxa"/>
+            </w:tcMar>
+          </w:tcPr>
+          <w:p>
+            <w:r>
+              <w:rPr>
+                <w:b w:val="0"/>
+                <w:color w:val="334155"/>
+                <w:sz w:val="17"/>
+              </w:rPr>
+              <w:t>After AI runs: if the winning NAICS code does NOT exist in the core_naics_code lookup table (invalid/hallucinated code), removeNaicsCode() replaces it with 561499 ("All Other Business Support Services"). This is the ONLY way 561499 enters via a code-validity check. The AI also explicitly uses NAICS_OF_LAST_RESORT = "561499" in its prompt as a fallback when it has no evidence.</w:t>
+            </w:r>
+          </w:p>
+        </w:tc>
+        <w:tc>
+          <w:tcPr>
+            <w:tcW w:type="dxa" w:w="2592"/>
+            <w:shd w:val="clear" w:color="auto" w:fill="F8FAFF"/>
+            <w:tcMar>
+              <w:top w:w="60" w:type="dxa"/>
+              <w:right w:w="100" w:type="dxa"/>
+              <w:bottom w:w="60" w:type="dxa"/>
+              <w:left w:w="100" w:type="dxa"/>
+            </w:tcMar>
+          </w:tcPr>
+          <w:p>
+            <w:r>
+              <w:rPr>
+                <w:b w:val="0"/>
+                <w:color w:val="334155"/>
+                <w:sz w:val="17"/>
+              </w:rPr>
+              <w:t>aiNaicsEnrichment.ts: removeNaicsCode() + executePostProcessing()</w:t>
+            </w:r>
+          </w:p>
+        </w:tc>
+      </w:tr>
+    </w:tbl>
+    <w:p>
+      <w:pPr>
+        <w:spacing w:before="0" w:after="160"/>
+      </w:pPr>
+    </w:p>
+    <w:tbl>
+      <w:tblPr>
+        <w:tblW w:type="auto" w:w="0"/>
+        <w:jc w:val="left"/>
+        <w:tblLook w:firstColumn="1" w:firstRow="1" w:lastColumn="0" w:lastRow="0" w:noHBand="0" w:noVBand="1" w:val="04A0"/>
+        <w:tblBorders>
+          <w:top w:val="none"/>
+          <w:left w:val="none"/>
+          <w:bottom w:val="none"/>
+          <w:right w:val="none"/>
+          <w:insideH w:val="none"/>
+          <w:insideV w:val="none"/>
+        </w:tblBorders>
+      </w:tblPr>
+      <w:tblGrid>
+        <w:gridCol w:w="13680"/>
+      </w:tblGrid>
+      <w:tr>
+        <w:tc>
+          <w:tcPr>
+            <w:tcW w:type="dxa" w:w="13680"/>
+            <w:shd w:val="clear" w:color="auto" w:fill="FFFBEB"/>
+            <w:tcBorders>
+              <w:left w:val="single" w:sz="28" w:space="0" w:color="D97706"/>
+            </w:tcBorders>
+            <w:tcMar>
+              <w:top w:w="60" w:type="dxa"/>
+              <w:right w:w="120" w:type="dxa"/>
+              <w:bottom w:w="60" w:type="dxa"/>
+              <w:left w:w="160" w:type="dxa"/>
+            </w:tcMar>
+          </w:tcPr>
           <w:p>
             <w:pPr>
               <w:spacing w:before="0" w:after="0"/>
             </w:pPr>
             <w:r>
               <w:rPr>
+                <w:color w:val="783500"/>
+                <w:sz w:val="20"/>
+              </w:rPr>
+              <w:t>CORRECTION FROM PREVIOUS VERSIONS OF THIS REPORT:</w:t>
+              <w:br/>
+              <w:br/>
+              <w:t>Earlier versions stated that entities with entity-match confidence below a threshold (e.g. match.index &lt; 25/55 = 0.45) would have their data rejected. THIS IS INCORRECT for the NAICS field display.</w:t>
+              <w:br/>
+              <w:br/>
+              <w:t>Rule 4 above confirms: there is no minimum confidence cutoff for NAICS display. The Fact Engine uses the highest valid value from whatever sources returned data, regardless of how low that confidence is. Low confidence is surfaced in the API response (source.confidence field) but does NOT block the code from being shown.</w:t>
+              <w:br/>
+              <w:br/>
+              <w:t>The entity-match confidence (XGBoost score) does affect which vendor's data is pulled from Redshift — if a vendor's XGBoost match score is very low, it returns fewer or no candidate records. But once a record is returned with any valid NAICS, it is a valid candidate regardless of its confidence score.</w:t>
+            </w:r>
+          </w:p>
+        </w:tc>
+      </w:tr>
+    </w:tbl>
+    <w:p>
+      <w:pPr>
+        <w:spacing w:before="0" w:after="140"/>
+      </w:pPr>
+    </w:p>
+    <w:p>
+      <w:pPr>
+        <w:pStyle w:val="Heading2"/>
+        <w:keepNext/>
+        <w:spacing w:before="260" w:after="80"/>
+      </w:pPr>
+      <w:r>
+        <w:rPr>
+          <w:b/>
+          <w:color w:val="1E40AF"/>
+          <w:sz w:val="26"/>
+        </w:rPr>
+        <w:t>How naics_code Gets Its Sources (businessDetails/index.ts)</w:t>
+      </w:r>
+    </w:p>
+    <w:p>
+      <w:pPr>
+        <w:spacing w:after="100" w:before="0"/>
+      </w:pPr>
+      <w:r>
+        <w:rPr>
+          <w:b w:val="0"/>
+          <w:color w:val="334155"/>
+          <w:sz w:val="21"/>
+        </w:rPr>
+        <w:t>The naics_code fact is wired to the following sources in priority order:</w:t>
+      </w:r>
+    </w:p>
+    <w:tbl>
+      <w:tblPr>
+        <w:tblW w:type="auto" w:w="0"/>
+        <w:jc w:val="left"/>
+        <w:tblLook w:firstColumn="1" w:firstRow="1" w:lastColumn="0" w:lastRow="0" w:noHBand="0" w:noVBand="1" w:val="04A0"/>
+        <w:tblBorders>
+          <w:top w:val="none"/>
+          <w:left w:val="none"/>
+          <w:bottom w:val="none"/>
+          <w:right w:val="none"/>
+          <w:insideH w:val="none"/>
+          <w:insideV w:val="none"/>
+        </w:tblBorders>
+      </w:tblPr>
+      <w:tblGrid>
+        <w:gridCol w:w="13680"/>
+      </w:tblGrid>
+      <w:tr>
+        <w:tc>
+          <w:tcPr>
+            <w:tcW w:type="dxa" w:w="13680"/>
+            <w:shd w:val="clear" w:color="auto" w:fill="F0F9FF"/>
+            <w:tcBorders>
+              <w:left w:val="single" w:sz="28" w:space="0" w:color="0284C7"/>
+            </w:tcBorders>
+            <w:tcMar>
+              <w:top w:w="80" w:type="dxa"/>
+              <w:right w:w="120" w:type="dxa"/>
+              <w:bottom w:w="80" w:type="dxa"/>
+              <w:left w:w="140" w:type="dxa"/>
+            </w:tcMar>
+          </w:tcPr>
+          <w:p>
+            <w:pPr>
+              <w:spacing w:before="0" w:after="0"/>
+            </w:pPr>
+            <w:r>
+              <w:rPr>
                 <w:rFonts w:ascii="Courier New" w:hAnsi="Courier New"/>
                 <w:color w:val="0F172A"/>
                 <w:sz w:val="17"/>
               </w:rPr>
-              <w:t>// If validOptions.length &gt;= 1 → best valid candidate wins per rule</w:t>
+              <w:t>// From businessDetails/index.ts (Pipeline A source wiring):</w:t>
+            </w:r>
+          </w:p>
+          <w:p>
+            <w:pPr>
+              <w:spacing w:before="0" w:after="0"/>
+            </w:pPr>
+            <w:r>
+              <w:rPr>
+                <w:rFonts w:ascii="Courier New" w:hAnsi="Courier New"/>
+                <w:color w:val="0F172A"/>
+                <w:sz w:val="17"/>
+              </w:rPr>
+            </w:r>
+          </w:p>
+          <w:p>
+            <w:pPr>
+              <w:spacing w:before="0" w:after="0"/>
+            </w:pPr>
+            <w:r>
+              <w:rPr>
+                <w:rFonts w:ascii="Courier New" w:hAnsi="Courier New"/>
+                <w:color w:val="0F172A"/>
+                <w:sz w:val="17"/>
+              </w:rPr>
+              <w:t>naics_code: [</w:t>
+            </w:r>
+          </w:p>
+          <w:p>
+            <w:pPr>
+              <w:spacing w:before="0" w:after="0"/>
+            </w:pPr>
+            <w:r>
+              <w:rPr>
+                <w:rFonts w:ascii="Courier New" w:hAnsi="Courier New"/>
+                <w:color w:val="0F172A"/>
+                <w:sz w:val="17"/>
+              </w:rPr>
+              <w:t xml:space="preserve">    { source: sources.equifax,         path: "primnaicscode" },</w:t>
+            </w:r>
+          </w:p>
+          <w:p>
+            <w:pPr>
+              <w:spacing w:before="0" w:after="0"/>
+            </w:pPr>
+            <w:r>
+              <w:rPr>
+                <w:rFonts w:ascii="Courier New" w:hAnsi="Courier New"/>
+                <w:color w:val="0F172A"/>
+                <w:sz w:val="17"/>
+              </w:rPr>
+              <w:t xml:space="preserve">    { source: sources.zoominfo,         path: "firmographic.zi_c_naics6" },</w:t>
+            </w:r>
+          </w:p>
+          <w:p>
+            <w:pPr>
+              <w:spacing w:before="0" w:after="0"/>
+            </w:pPr>
+            <w:r>
+              <w:rPr>
+                <w:rFonts w:ascii="Courier New" w:hAnsi="Courier New"/>
+                <w:color w:val="0F172A"/>
+                <w:sz w:val="17"/>
+              </w:rPr>
+              <w:t xml:space="preserve">    {</w:t>
+            </w:r>
+          </w:p>
+          <w:p>
+            <w:pPr>
+              <w:spacing w:before="0" w:after="0"/>
+            </w:pPr>
+            <w:r>
+              <w:rPr>
+                <w:rFonts w:ascii="Courier New" w:hAnsi="Courier New"/>
+                <w:color w:val="0F172A"/>
+                <w:sz w:val="17"/>
+              </w:rPr>
+              <w:t xml:space="preserve">        source: sources.opencorporates,</w:t>
+            </w:r>
+          </w:p>
+          <w:p>
+            <w:pPr>
+              <w:spacing w:before="0" w:after="0"/>
+            </w:pPr>
+            <w:r>
+              <w:rPr>
+                <w:rFonts w:ascii="Courier New" w:hAnsi="Courier New"/>
+                <w:color w:val="0F172A"/>
+                <w:sz w:val="17"/>
+              </w:rPr>
+              <w:t xml:space="preserve">        fn: parse industry_code_uids for "us_naics-XXXXXX" entries</w:t>
+            </w:r>
+          </w:p>
+          <w:p>
+            <w:pPr>
+              <w:spacing w:before="0" w:after="0"/>
+            </w:pPr>
+            <w:r>
+              <w:rPr>
+                <w:rFonts w:ascii="Courier New" w:hAnsi="Courier New"/>
+                <w:color w:val="0F172A"/>
+                <w:sz w:val="17"/>
+              </w:rPr>
+              <w:t xml:space="preserve">        // OC only has NAICS for US companies (as us_naics codes in industry_code_uids)</w:t>
+            </w:r>
+          </w:p>
+          <w:p>
+            <w:pPr>
+              <w:spacing w:before="0" w:after="0"/>
+            </w:pPr>
+            <w:r>
+              <w:rPr>
+                <w:rFonts w:ascii="Courier New" w:hAnsi="Courier New"/>
+                <w:color w:val="0F172A"/>
+                <w:sz w:val="17"/>
+              </w:rPr>
+              <w:t xml:space="preserve">        // UK, EU, CA companies get blank naics_code from OC</w:t>
+            </w:r>
+          </w:p>
+          <w:p>
+            <w:pPr>
+              <w:spacing w:before="0" w:after="0"/>
+            </w:pPr>
+            <w:r>
+              <w:rPr>
+                <w:rFonts w:ascii="Courier New" w:hAnsi="Courier New"/>
+                <w:color w:val="0F172A"/>
+                <w:sz w:val="17"/>
+              </w:rPr>
+              <w:t xml:space="preserve">    },</w:t>
+            </w:r>
+          </w:p>
+          <w:p>
+            <w:pPr>
+              <w:spacing w:before="0" w:after="0"/>
+            </w:pPr>
+            <w:r>
+              <w:rPr>
+                <w:rFonts w:ascii="Courier New" w:hAnsi="Courier New"/>
+                <w:color w:val="0F172A"/>
+                <w:sz w:val="17"/>
+              </w:rPr>
+              <w:t xml:space="preserve">    { source: sources.serp,             path: "businessLegitimacyClassification.naics_code",  weight: 0.3 },</w:t>
+            </w:r>
+          </w:p>
+          <w:p>
+            <w:pPr>
+              <w:spacing w:before="0" w:after="0"/>
+            </w:pPr>
+            <w:r>
+              <w:rPr>
+                <w:rFonts w:ascii="Courier New" w:hAnsi="Courier New"/>
+                <w:color w:val="0F172A"/>
+                <w:sz w:val="17"/>
+              </w:rPr>
+              <w:t xml:space="preserve">    { source: sources.business,         fn: extract from Trulioo standardizedIndustries,       weight: 0.7 },</w:t>
+            </w:r>
+          </w:p>
+          <w:p>
+            <w:pPr>
+              <w:spacing w:before="0" w:after="0"/>
+            </w:pPr>
+            <w:r>
+              <w:rPr>
+                <w:rFonts w:ascii="Courier New" w:hAnsi="Courier New"/>
+                <w:color w:val="0F172A"/>
+                <w:sz w:val="17"/>
+              </w:rPr>
+              <w:t xml:space="preserve">    { source: sources.businessDetails,  path: "naics_code",  schema: /^\d{6}$/,               weight: 0.2 },</w:t>
+            </w:r>
+          </w:p>
+          <w:p>
+            <w:pPr>
+              <w:spacing w:before="0" w:after="0"/>
+            </w:pPr>
+            <w:r>
+              <w:rPr>
+                <w:rFonts w:ascii="Courier New" w:hAnsi="Courier New"/>
+                <w:color w:val="0F172A"/>
+                <w:sz w:val="17"/>
+              </w:rPr>
+              <w:t xml:space="preserve">    { source: sources.AINaicsEnrichment, path: "response.naics_code",                         weight: 0.1 },</w:t>
+            </w:r>
+          </w:p>
+          <w:p>
+            <w:pPr>
+              <w:spacing w:before="0" w:after="0"/>
+            </w:pPr>
+            <w:r>
+              <w:rPr>
+                <w:rFonts w:ascii="Courier New" w:hAnsi="Courier New"/>
+                <w:color w:val="0F172A"/>
+                <w:sz w:val="17"/>
+              </w:rPr>
+              <w:t>]</w:t>
+            </w:r>
+          </w:p>
+          <w:p>
+            <w:pPr>
+              <w:spacing w:before="0" w:after="0"/>
+            </w:pPr>
+            <w:r>
+              <w:rPr>
+                <w:rFonts w:ascii="Courier New" w:hAnsi="Courier New"/>
+                <w:color w:val="0F172A"/>
+                <w:sz w:val="17"/>
+              </w:rPr>
+            </w:r>
+          </w:p>
+          <w:p>
+            <w:pPr>
+              <w:spacing w:before="0" w:after="0"/>
+            </w:pPr>
+            <w:r>
+              <w:rPr>
+                <w:rFonts w:ascii="Courier New" w:hAnsi="Courier New"/>
+                <w:color w:val="0F172A"/>
+                <w:sz w:val="17"/>
+              </w:rPr>
+              <w:t>mcc_code_found:    [{ source: AINaicsEnrichment, path: "response.mcc_code" }]</w:t>
+            </w:r>
+          </w:p>
+          <w:p>
+            <w:pPr>
+              <w:spacing w:before="0" w:after="0"/>
+            </w:pPr>
+            <w:r>
+              <w:rPr>
+                <w:rFonts w:ascii="Courier New" w:hAnsi="Courier New"/>
+                <w:color w:val="0F172A"/>
+                <w:sz w:val="17"/>
+              </w:rPr>
+              <w:t>mcc_code_from_naics: calculated from winning naics_code via rel_naics_mcc lookup table</w:t>
+            </w:r>
+          </w:p>
+          <w:p>
+            <w:pPr>
+              <w:spacing w:before="0" w:after="0"/>
+            </w:pPr>
+            <w:r>
+              <w:rPr>
+                <w:rFonts w:ascii="Courier New" w:hAnsi="Courier New"/>
+                <w:color w:val="0F172A"/>
+                <w:sz w:val="17"/>
+              </w:rPr>
+              <w:t>mcc_code:          foundMcc?.value ?? inferredMcc?.value  (AI-provided preferred over derived)</w:t>
             </w:r>
           </w:p>
         </w:tc>
@@ -3744,11 +4791,17 @@
                 <w:color w:val="334155"/>
                 <w:sz w:val="17"/>
               </w:rPr>
-              <w:t>OC entity-match score &lt; threshold (e.g. 0.30)</w:t>
+              <w:t>ALL vendors returned NO matching record</w:t>
               <w:br/>
-              <w:t>ZI entity-match score &lt; threshold (e.g. 0.28)</w:t>
+              <w:t>(no candidate found in their database</w:t>
               <w:br/>
-              <w:t>EFX entity-match score &lt; threshold (e.g. 0.22)</w:t>
+              <w:t>for this business name + address)</w:t>
+              <w:br/>
+              <w:t>OC: no entry in oc_matches table</w:t>
+              <w:br/>
+              <w:t>ZI:  no entry in zoominfo_matches table</w:t>
+              <w:br/>
+              <w:t>EFX: no entry in efx_matches table</w:t>
             </w:r>
           </w:p>
         </w:tc>
@@ -3770,15 +4823,17 @@
                 <w:color w:val="334155"/>
                 <w:sz w:val="17"/>
               </w:rPr>
-              <w:t>ALL vendors rejected at entity-matching stage</w:t>
+              <w:t>NAICS validOptions = [] (no source has any value)</w:t>
               <w:br/>
-              <w:t>No vendor data used for ANY field</w:t>
+              <w:t>AI enrichment fires: minimumSources=1 not met</w:t>
               <w:br/>
-              <w:t>NAICS validOptions = []</w:t>
+              <w:t>AI receives only name + address</w:t>
               <w:br/>
-              <w:t>AI enrichment fires with only name+address</w:t>
+              <w:t>AI returns 561499 as NAICS_OF_LAST_RESORT</w:t>
               <w:br/>
-              <w:t>AI returns 561499 as last resort</w:t>
+              <w:t>removeNaicsCode() validates: 561499 IS in</w:t>
+              <w:br/>
+              <w:t>core_naics_code → stored as-is</w:t>
             </w:r>
           </w:p>
         </w:tc>
@@ -3829,13 +4884,13 @@
                 <w:color w:val="334155"/>
                 <w:sz w:val="17"/>
               </w:rPr>
-              <w:t>OC entity-match passes (conf=0.70)</w:t>
+              <w:t>All vendors found a record</w:t>
               <w:br/>
-              <w:t>ZI entity-match passes (conf=0.65)</w:t>
+              <w:t>(entries exist in match tables)</w:t>
               <w:br/>
-              <w:t>Both OC and ZI have no NAICS in their records</w:t>
+              <w:t>But all have naics_code = NULL</w:t>
               <w:br/>
-              <w:t>EFX also has no NAICS</w:t>
+              <w:t>in their firmographic records</w:t>
             </w:r>
           </w:p>
         </w:tc>
@@ -3856,9 +4911,9 @@
                 <w:color w:val="334155"/>
                 <w:sz w:val="17"/>
               </w:rPr>
-              <w:t>All vendors pass entity-matching</w:t>
+              <w:t>All vendors pass — but naics_code is NULL</w:t>
               <w:br/>
-              <w:t>But all have NULL naics_code in their response</w:t>
+              <w:t>isValidFactValue(null) = FALSE for all</w:t>
               <w:br/>
               <w:t>NAICS validOptions = []</w:t>
               <w:br/>
@@ -3891,7 +4946,7 @@
               <w:br/>
               <w:t>This is rare — vendors usually have NAICS</w:t>
               <w:br/>
-              <w:t>when they have a strong entity match</w:t>
+              <w:t>when they have a matching firmographic record</w:t>
             </w:r>
           </w:p>
         </w:tc>
@@ -3945,20 +5000,27 @@
               </w:rPr>
               <w:t>FOR THE 5,349 BUSINESSES IN THIS REPORT:</w:t>
               <w:br/>
-              <w:t>The root cause is the SECOND row of the table above — entity matching failure.</w:t>
+              <w:t>The root cause is the SECOND row of the table above — NO vendor match record found.</w:t>
               <w:br/>
-              <w:t>ALL vendors (ZI, EFX, OC) scored BELOW the minimum confidence threshold</w:t>
+              <w:t>ALL vendors (ZI, EFX, OC) returned no matching entry in their match tables</w:t>
               <w:br/>
-              <w:t>(match.index &lt; ~25/55, or XGBoost probability &lt; 0.45).</w:t>
+              <w:t>for these businesses (no record in zoominfo_matches, efx_matches, or oc_matches).</w:t>
               <w:br/>
               <w:br/>
-              <w:t>This means the Fact Engine received ZERO vendor data for ANY field for these businesses.</w:t>
+              <w:t>This means the Fact Engine received ZERO valid naics_code values from any vendor.</w:t>
               <w:br/>
-              <w:t>Not just NAICS — all fields. The entity matching step rejected every vendor candidate.</w:t>
+              <w:t>AI enrichment fired (minimumSources=1 not met) with only business name + address.</w:t>
               <w:br/>
-              <w:t>The 5,349 businesses had no vendor data to use for NAICS OR for any other field.</w:t>
+              <w:t>AI returned NAICS_OF_LAST_RESORT = "561499" per its system prompt instructions.</w:t>
               <w:br/>
-              <w:t>AI enrichment fired as the only remaining option and returned 561499.</w:t>
+              <w:t>561499 is valid in core_naics_code so removeNaicsCode() accepted it.</w:t>
+              <w:br/>
+              <w:br/>
+              <w:t>NOTE: This is NOT caused by a confidence threshold cutoff.</w:t>
+              <w:br/>
+              <w:t>Rule 4 confirms: Worth has NO minimum confidence cutoff for NAICS display.</w:t>
+              <w:br/>
+              <w:t>The problem is the vendors simply never found a matching record at all.</w:t>
             </w:r>
           </w:p>
         </w:tc>
@@ -12740,7 +13802,20 @@
           <w:color w:val="1E40AF"/>
           <w:sz w:val="26"/>
         </w:rPr>
-        <w:t>Pipeline B — Batch Redshift (Runs Separately)</w:t>
+        <w:t>Pipeline B — Batch Redshift Winner-Takes-All (customer_table.sql)</w:t>
+      </w:r>
+    </w:p>
+    <w:p>
+      <w:pPr>
+        <w:spacing w:after="100" w:before="0"/>
+      </w:pPr>
+      <w:r>
+        <w:rPr>
+          <w:b w:val="0"/>
+          <w:color w:val="334155"/>
+          <w:sz w:val="21"/>
+        </w:rPr>
+        <w:t>Pipeline B uses a completely different selection mechanism — a single SQL CASE statement that controls EVERY firmographic field (NAICS, employee count, revenue, company name, address, city, ZIP, country, website, and more). This is the WINNER-TAKES-ALL rule:</w:t>
       </w:r>
     </w:p>
     <w:tbl>
@@ -12785,7 +13860,7 @@
                 <w:color w:val="0F172A"/>
                 <w:sz w:val="17"/>
               </w:rPr>
-              <w:t>[!! GAP G6] Pipeline B also shows no NAICS:</w:t>
+              <w:t>-- From customer_table.sql (sp_recreate_customer_files procedure):</w:t>
             </w:r>
           </w:p>
           <w:p>
@@ -12798,6 +13873,7 @@
                 <w:color w:val="0F172A"/>
                 <w:sz w:val="17"/>
               </w:rPr>
+              <w:t>-- This one comparison controls ALL firmographic output fields:</w:t>
             </w:r>
           </w:p>
           <w:p>
@@ -12810,7 +13886,6 @@
                 <w:color w:val="0F172A"/>
                 <w:sz w:val="17"/>
               </w:rPr>
-              <w:t xml:space="preserve">  SQL (customer_table.sql):</w:t>
             </w:r>
           </w:p>
           <w:p>
@@ -12823,7 +13898,7 @@
                 <w:color w:val="0F172A"/>
                 <w:sz w:val="17"/>
               </w:rPr>
-              <w:t xml:space="preserve">    CASE</w:t>
+              <w:t>COALESCE(</w:t>
             </w:r>
           </w:p>
           <w:p>
@@ -12836,7 +13911,7 @@
                 <w:color w:val="0F172A"/>
                 <w:sz w:val="17"/>
               </w:rPr>
-              <w:t xml:space="preserve">      WHEN zi.zi_match_confidence &gt; efx.efx_match_confidence THEN zi.naics_code</w:t>
+              <w:t xml:space="preserve">    CASE</w:t>
             </w:r>
           </w:p>
           <w:p>
@@ -12849,7 +13924,7 @@
                 <w:color w:val="0F172A"/>
                 <w:sz w:val="17"/>
               </w:rPr>
-              <w:t xml:space="preserve">      ELSE efx.naics_code</w:t>
+              <w:t xml:space="preserve">        WHEN COALESCE(zi_match_confidence, 0) &gt; COALESCE(efx_match_confidence, 0)</w:t>
             </w:r>
           </w:p>
           <w:p>
@@ -12862,7 +13937,7 @@
                 <w:color w:val="0F172A"/>
                 <w:sz w:val="17"/>
               </w:rPr>
-              <w:t xml:space="preserve">    END AS primary_naics_code</w:t>
+              <w:t xml:space="preserve">            THEN CAST(NULLIF(REGEXP_REPLACE(zi_c_naics6, '[^0-9]', ''), '') AS INTEGER)</w:t>
             </w:r>
           </w:p>
           <w:p>
@@ -12875,6 +13950,7 @@
                 <w:color w:val="0F172A"/>
                 <w:sz w:val="17"/>
               </w:rPr>
+              <w:t xml:space="preserve">        ELSE CAST(NULLIF(REGEXP_REPLACE(efx_primnaicscode, '[^0-9]', ''), '') AS INTEGER)</w:t>
             </w:r>
           </w:p>
           <w:p>
@@ -12887,7 +13963,7 @@
                 <w:color w:val="0F172A"/>
                 <w:sz w:val="17"/>
               </w:rPr>
-              <w:t xml:space="preserve">  For all 5,349 businesses:</w:t>
+              <w:t xml:space="preserve">    END,</w:t>
             </w:r>
           </w:p>
           <w:p>
@@ -12900,7 +13976,7 @@
                 <w:color w:val="0F172A"/>
                 <w:sz w:val="17"/>
               </w:rPr>
-              <w:t xml:space="preserve">    zi_match_confidence  = NULL or 0  (no ZI match row)</w:t>
+              <w:t xml:space="preserve">    naics_code  -- fallback to existing naics_code or NULL</w:t>
             </w:r>
           </w:p>
           <w:p>
@@ -12913,7 +13989,7 @@
                 <w:color w:val="0F172A"/>
                 <w:sz w:val="17"/>
               </w:rPr>
-              <w:t xml:space="preserve">    efx_match_confidence = NULL or 0  (no EFX match row)</w:t>
+              <w:t>) AS primary_naics_code</w:t>
             </w:r>
           </w:p>
           <w:p>
@@ -12926,7 +14002,212 @@
                 <w:color w:val="0F172A"/>
                 <w:sz w:val="17"/>
               </w:rPr>
-              <w:t xml:space="preserve">    -&gt; primary_naics_code = NULL (Pipeline B has no AI fallback -&gt; stores NULL not 561499)</w:t>
+            </w:r>
+          </w:p>
+          <w:p>
+            <w:pPr>
+              <w:spacing w:before="0" w:after="0"/>
+            </w:pPr>
+            <w:r>
+              <w:rPr>
+                <w:rFonts w:ascii="Courier New" w:hAnsi="Courier New"/>
+                <w:color w:val="0F172A"/>
+                <w:sz w:val="17"/>
+              </w:rPr>
+              <w:t>-- This same WHEN COALESCE(zi_match_confidence,0) &gt; COALESCE(efx_match_confidence,0)</w:t>
+            </w:r>
+          </w:p>
+          <w:p>
+            <w:pPr>
+              <w:spacing w:before="0" w:after="0"/>
+            </w:pPr>
+            <w:r>
+              <w:rPr>
+                <w:rFonts w:ascii="Courier New" w:hAnsi="Courier New"/>
+                <w:color w:val="0F172A"/>
+                <w:sz w:val="17"/>
+              </w:rPr>
+              <w:t>-- pattern also controls: employee count, revenue, company name, address, and more.</w:t>
+            </w:r>
+          </w:p>
+          <w:p>
+            <w:pPr>
+              <w:spacing w:before="0" w:after="0"/>
+            </w:pPr>
+            <w:r>
+              <w:rPr>
+                <w:rFonts w:ascii="Courier New" w:hAnsi="Courier New"/>
+                <w:color w:val="0F172A"/>
+                <w:sz w:val="17"/>
+              </w:rPr>
+            </w:r>
+          </w:p>
+          <w:p>
+            <w:pPr>
+              <w:spacing w:before="0" w:after="0"/>
+            </w:pPr>
+            <w:r>
+              <w:rPr>
+                <w:rFonts w:ascii="Courier New" w:hAnsi="Courier New"/>
+                <w:color w:val="0F172A"/>
+                <w:sz w:val="17"/>
+              </w:rPr>
+              <w:t>-- OC is COMPLETELY IGNORED in Pipeline B for NAICS.</w:t>
+            </w:r>
+          </w:p>
+          <w:p>
+            <w:pPr>
+              <w:spacing w:before="0" w:after="0"/>
+            </w:pPr>
+            <w:r>
+              <w:rPr>
+                <w:rFonts w:ascii="Courier New" w:hAnsi="Courier New"/>
+                <w:color w:val="0F172A"/>
+                <w:sz w:val="17"/>
+              </w:rPr>
+              <w:t>-- Even if OC had a better match (higher oc_match_confidence),</w:t>
+            </w:r>
+          </w:p>
+          <w:p>
+            <w:pPr>
+              <w:spacing w:before="0" w:after="0"/>
+            </w:pPr>
+            <w:r>
+              <w:rPr>
+                <w:rFonts w:ascii="Courier New" w:hAnsi="Courier New"/>
+                <w:color w:val="0F172A"/>
+                <w:sz w:val="17"/>
+              </w:rPr>
+              <w:t>-- customer_table.sql never reads oc_match_confidence for the NAICS winner decision.</w:t>
+            </w:r>
+          </w:p>
+          <w:p>
+            <w:pPr>
+              <w:spacing w:before="0" w:after="0"/>
+            </w:pPr>
+            <w:r>
+              <w:rPr>
+                <w:rFonts w:ascii="Courier New" w:hAnsi="Courier New"/>
+                <w:color w:val="0F172A"/>
+                <w:sz w:val="17"/>
+              </w:rPr>
+              <w:t>-- Liberty, Middesk, Trulioo also IGNORED (batch pipeline only uses ZI and EFX).</w:t>
+            </w:r>
+          </w:p>
+          <w:p>
+            <w:pPr>
+              <w:spacing w:before="0" w:after="0"/>
+            </w:pPr>
+            <w:r>
+              <w:rPr>
+                <w:rFonts w:ascii="Courier New" w:hAnsi="Courier New"/>
+                <w:color w:val="0F172A"/>
+                <w:sz w:val="17"/>
+              </w:rPr>
+            </w:r>
+          </w:p>
+          <w:p>
+            <w:pPr>
+              <w:spacing w:before="0" w:after="0"/>
+            </w:pPr>
+            <w:r>
+              <w:rPr>
+                <w:rFonts w:ascii="Courier New" w:hAnsi="Courier New"/>
+                <w:color w:val="0F172A"/>
+                <w:sz w:val="17"/>
+              </w:rPr>
+              <w:t>-- For all 5,349 businesses in this report:</w:t>
+            </w:r>
+          </w:p>
+          <w:p>
+            <w:pPr>
+              <w:spacing w:before="0" w:after="0"/>
+            </w:pPr>
+            <w:r>
+              <w:rPr>
+                <w:rFonts w:ascii="Courier New" w:hAnsi="Courier New"/>
+                <w:color w:val="0F172A"/>
+                <w:sz w:val="17"/>
+              </w:rPr>
+              <w:t xml:space="preserve">    zi_match_confidence  = 0 or NULL  (no ZI match record)</w:t>
+            </w:r>
+          </w:p>
+          <w:p>
+            <w:pPr>
+              <w:spacing w:before="0" w:after="0"/>
+            </w:pPr>
+            <w:r>
+              <w:rPr>
+                <w:rFonts w:ascii="Courier New" w:hAnsi="Courier New"/>
+                <w:color w:val="0F172A"/>
+                <w:sz w:val="17"/>
+              </w:rPr>
+              <w:t xml:space="preserve">    efx_match_confidence = 0 or NULL  (no EFX match record)</w:t>
+            </w:r>
+          </w:p>
+          <w:p>
+            <w:pPr>
+              <w:spacing w:before="0" w:after="0"/>
+            </w:pPr>
+            <w:r>
+              <w:rPr>
+                <w:rFonts w:ascii="Courier New" w:hAnsi="Courier New"/>
+                <w:color w:val="0F172A"/>
+                <w:sz w:val="17"/>
+              </w:rPr>
+              <w:t xml:space="preserve">    -&gt; COALESCE(0,0) &gt; COALESCE(0,0) = FALSE -&gt; EFX branch runs</w:t>
+            </w:r>
+          </w:p>
+          <w:p>
+            <w:pPr>
+              <w:spacing w:before="0" w:after="0"/>
+            </w:pPr>
+            <w:r>
+              <w:rPr>
+                <w:rFonts w:ascii="Courier New" w:hAnsi="Courier New"/>
+                <w:color w:val="0F172A"/>
+                <w:sz w:val="17"/>
+              </w:rPr>
+              <w:t xml:space="preserve">    -&gt; efx_primnaicscode = NULL (no EFX record)</w:t>
+            </w:r>
+          </w:p>
+          <w:p>
+            <w:pPr>
+              <w:spacing w:before="0" w:after="0"/>
+            </w:pPr>
+            <w:r>
+              <w:rPr>
+                <w:rFonts w:ascii="Courier New" w:hAnsi="Courier New"/>
+                <w:color w:val="0F172A"/>
+                <w:sz w:val="17"/>
+              </w:rPr>
+              <w:t xml:space="preserve">    -&gt; COALESCE(NULL, existing_naics_code_or_NULL) = NULL</w:t>
+            </w:r>
+          </w:p>
+          <w:p>
+            <w:pPr>
+              <w:spacing w:before="0" w:after="0"/>
+            </w:pPr>
+            <w:r>
+              <w:rPr>
+                <w:rFonts w:ascii="Courier New" w:hAnsi="Courier New"/>
+                <w:color w:val="0F172A"/>
+                <w:sz w:val="17"/>
+              </w:rPr>
+              <w:t xml:space="preserve">    -&gt; primary_naics_code = NULL  (Pipeline B stores NULL, not 561499)</w:t>
+            </w:r>
+          </w:p>
+          <w:p>
+            <w:pPr>
+              <w:spacing w:before="0" w:after="0"/>
+            </w:pPr>
+            <w:r>
+              <w:rPr>
+                <w:rFonts w:ascii="Courier New" w:hAnsi="Courier New"/>
+                <w:color w:val="0F172A"/>
+                <w:sz w:val="17"/>
+              </w:rPr>
+              <w:t xml:space="preserve">    (Pipeline B has no AI fallback -- NULL stays NULL)</w:t>
             </w:r>
           </w:p>
         </w:tc>
